--- a/docs/INTERVIEW_QA.docx
+++ b/docs/INTERVIEW_QA.docx
@@ -10,7 +10,7 @@
         <w:t xml:space="preserve">INTERVIEW_QA</w:t>
       </w:r>
     </w:p>
-    <w:bookmarkStart w:id="57" w:name="bankone-interview-questions-and-answers"/>
+    <w:bookmarkStart w:id="58" w:name="bankone-interview-questions-and-answers"/>
     <w:p>
       <w:pPr>
         <w:pStyle w:val="Heading1"/>
@@ -22,6 +22,8 @@
     <w:p>
       <w:pPr>
         <w:pStyle w:val="FirstParagraph"/>
+        <w:spacing w:after="160" w:line="276" w:lineRule="auto"/>
+        <w:jc w:val="left"/>
       </w:pPr>
       <w:r>
         <w:t xml:space="preserve">This note is based on the current BankOne backend and frontend code.</w:t>
@@ -39,6 +41,8 @@
     <w:p>
       <w:pPr>
         <w:pStyle w:val="FirstParagraph"/>
+        <w:spacing w:after="160" w:line="276" w:lineRule="auto"/>
+        <w:jc w:val="left"/>
       </w:pPr>
       <w:r>
         <w:rPr>
@@ -287,6 +291,8 @@
     <w:p>
       <w:pPr>
         <w:pStyle w:val="FirstParagraph"/>
+        <w:spacing w:after="160" w:line="276" w:lineRule="auto"/>
+        <w:jc w:val="left"/>
       </w:pPr>
       <w:r>
         <w:rPr>
@@ -705,6 +711,8 @@
     <w:p>
       <w:pPr>
         <w:pStyle w:val="FirstParagraph"/>
+        <w:spacing w:after="160" w:line="276" w:lineRule="auto"/>
+        <w:jc w:val="left"/>
       </w:pPr>
       <w:r>
         <w:rPr>
@@ -1163,6 +1171,8 @@
     <w:p>
       <w:pPr>
         <w:pStyle w:val="FirstParagraph"/>
+        <w:spacing w:after="160" w:line="276" w:lineRule="auto"/>
+        <w:jc w:val="left"/>
       </w:pPr>
       <w:r>
         <w:rPr>
@@ -1555,6 +1565,8 @@
     <w:p>
       <w:pPr>
         <w:pStyle w:val="FirstParagraph"/>
+        <w:spacing w:after="160" w:line="276" w:lineRule="auto"/>
+        <w:jc w:val="left"/>
       </w:pPr>
       <w:r>
         <w:rPr>
@@ -1893,6 +1905,8 @@
     <w:p>
       <w:pPr>
         <w:pStyle w:val="FirstParagraph"/>
+        <w:spacing w:after="160" w:line="276" w:lineRule="auto"/>
+        <w:jc w:val="left"/>
       </w:pPr>
       <w:r>
         <w:rPr>
@@ -2109,6 +2123,8 @@
     <w:p>
       <w:pPr>
         <w:pStyle w:val="FirstParagraph"/>
+        <w:spacing w:after="160" w:line="276" w:lineRule="auto"/>
+        <w:jc w:val="left"/>
       </w:pPr>
       <w:r>
         <w:rPr>
@@ -2389,6 +2405,8 @@
     <w:p>
       <w:pPr>
         <w:pStyle w:val="FirstParagraph"/>
+        <w:spacing w:after="160" w:line="276" w:lineRule="auto"/>
+        <w:jc w:val="left"/>
       </w:pPr>
       <w:r>
         <w:rPr>
@@ -2516,6 +2534,8 @@
     <w:p>
       <w:pPr>
         <w:pStyle w:val="FirstParagraph"/>
+        <w:spacing w:after="160" w:line="276" w:lineRule="auto"/>
+        <w:jc w:val="left"/>
       </w:pPr>
       <w:r>
         <w:rPr>
@@ -2616,6 +2636,8 @@
     <w:p>
       <w:pPr>
         <w:pStyle w:val="FirstParagraph"/>
+        <w:spacing w:after="160" w:line="276" w:lineRule="auto"/>
+        <w:jc w:val="left"/>
       </w:pPr>
       <w:r>
         <w:rPr>
@@ -3502,6 +3524,8 @@
     <w:p>
       <w:pPr>
         <w:pStyle w:val="FirstParagraph"/>
+        <w:spacing w:after="160" w:line="276" w:lineRule="auto"/>
+        <w:jc w:val="left"/>
       </w:pPr>
       <w:r>
         <w:rPr>
@@ -3968,6 +3992,8 @@
     <w:p>
       <w:pPr>
         <w:pStyle w:val="FirstParagraph"/>
+        <w:spacing w:after="160" w:line="276" w:lineRule="auto"/>
+        <w:jc w:val="left"/>
       </w:pPr>
       <w:r>
         <w:rPr>
@@ -4238,7 +4264,7 @@
       </w:r>
     </w:p>
     <w:bookmarkEnd w:id="20"/>
-    <w:bookmarkStart w:id="21" w:name="frontend-deep-dive"/>
+    <w:bookmarkStart w:id="22" w:name="frontend-deep-dive"/>
     <w:p>
       <w:pPr>
         <w:pStyle w:val="Heading2"/>
@@ -4250,6 +4276,8 @@
     <w:p>
       <w:pPr>
         <w:pStyle w:val="FirstParagraph"/>
+        <w:spacing w:after="160" w:line="276" w:lineRule="auto"/>
+        <w:jc w:val="left"/>
       </w:pPr>
       <w:r>
         <w:rPr>
@@ -4682,7 +4710,91 @@
         <w:br/>
       </w:r>
       <w:r>
-        <w:t xml:space="preserve">To avoid refetching summary data on every navigation.</w:t>
+        <w:rPr>
+          <w:b/>
+          <w:bCs/>
+        </w:rPr>
+        <w:t xml:space="preserve">API (Redis, local):</w:t>
+      </w:r>
+      <w:r>
+        <w:t xml:space="preserve"> </w:t>
+      </w:r>
+      <w:r>
+        <w:rPr>
+          <w:rStyle w:val="VerbatimChar"/>
+        </w:rPr>
+        <w:t xml:space="preserve">DashboardServiceImpl</w:t>
+      </w:r>
+      <w:r>
+        <w:t xml:space="preserve"> </w:t>
+      </w:r>
+      <w:r>
+        <w:t xml:space="preserve">uses Spring</w:t>
+      </w:r>
+      <w:r>
+        <w:t xml:space="preserve"> </w:t>
+      </w:r>
+      <w:r>
+        <w:rPr>
+          <w:rStyle w:val="VerbatimChar"/>
+        </w:rPr>
+        <w:t xml:space="preserve">@Cacheable</w:t>
+      </w:r>
+      <w:r>
+        <w:t xml:space="preserve"> </w:t>
+      </w:r>
+      <w:r>
+        <w:t xml:space="preserve">(</w:t>
+      </w:r>
+      <w:r>
+        <w:rPr>
+          <w:rStyle w:val="VerbatimChar"/>
+        </w:rPr>
+        <w:t xml:space="preserve">dashboard</w:t>
+      </w:r>
+      <w:r>
+        <w:t xml:space="preserve"> </w:t>
+      </w:r>
+      <w:r>
+        <w:t xml:space="preserve">/</w:t>
+      </w:r>
+      <w:r>
+        <w:t xml:space="preserve"> </w:t>
+      </w:r>
+      <w:r>
+        <w:rPr>
+          <w:rStyle w:val="VerbatimChar"/>
+        </w:rPr>
+        <w:t xml:space="preserve">summary</w:t>
+      </w:r>
+      <w:r>
+        <w:t xml:space="preserve">, ~60s TTL) so summary counts are not counted</w:t>
+      </w:r>
+      <w:r>
+        <w:t xml:space="preserve"> </w:t>
+      </w:r>
+      <w:r>
+        <w:t xml:space="preserve">from Postgres on every hit. Writes that change customers/accounts/users</w:t>
+      </w:r>
+      <w:r>
+        <w:t xml:space="preserve"> </w:t>
+      </w:r>
+      <w:r>
+        <w:t xml:space="preserve">evict that region. See</w:t>
+      </w:r>
+      <w:r>
+        <w:t xml:space="preserve"> </w:t>
+      </w:r>
+      <w:hyperlink r:id="rId21">
+        <w:r>
+          <w:rPr>
+            <w:rStyle w:val="Hyperlink"/>
+          </w:rPr>
+          <w:t xml:space="preserve">MODULES/Caching.md</w:t>
+        </w:r>
+      </w:hyperlink>
+      <w:r>
+        <w:t xml:space="preserve">.</w:t>
       </w:r>
     </w:p>
     <w:p>
@@ -4694,13 +4806,142 @@
           <w:b/>
           <w:bCs/>
         </w:rPr>
+        <w:t xml:space="preserve">UI:</w:t>
+      </w:r>
+      <w:r>
+        <w:t xml:space="preserve"> </w:t>
+      </w:r>
+      <w:r>
+        <w:t xml:space="preserve">the Angular dashboard may also avoid refetching on every</w:t>
+      </w:r>
+      <w:r>
+        <w:t xml:space="preserve"> </w:t>
+      </w:r>
+      <w:r>
+        <w:t xml:space="preserve">navigation; logout clears the client session (and thus client-side</w:t>
+      </w:r>
+      <w:r>
+        <w:t xml:space="preserve"> </w:t>
+      </w:r>
+      <w:r>
+        <w:t xml:space="preserve">cache).</w:t>
+      </w:r>
+    </w:p>
+    <w:p>
+      <w:pPr>
+        <w:pStyle w:val="BodyText"/>
+      </w:pPr>
+      <w:r>
+        <w:rPr>
+          <w:b/>
+          <w:bCs/>
+        </w:rPr>
         <w:t xml:space="preserve">139. When is dashboard cache cleared?</w:t>
       </w:r>
       <w:r>
         <w:br/>
       </w:r>
       <w:r>
-        <w:t xml:space="preserve">On logout.</w:t>
+        <w:rPr>
+          <w:b/>
+          <w:bCs/>
+        </w:rPr>
+        <w:t xml:space="preserve">Redis:</w:t>
+      </w:r>
+      <w:r>
+        <w:t xml:space="preserve"> </w:t>
+      </w:r>
+      <w:r>
+        <w:t xml:space="preserve">on related</w:t>
+      </w:r>
+      <w:r>
+        <w:t xml:space="preserve"> </w:t>
+      </w:r>
+      <w:r>
+        <w:rPr>
+          <w:rStyle w:val="VerbatimChar"/>
+        </w:rPr>
+        <w:t xml:space="preserve">@CacheEvict</w:t>
+      </w:r>
+      <w:r>
+        <w:t xml:space="preserve"> </w:t>
+      </w:r>
+      <w:r>
+        <w:t xml:space="preserve">(customer/account/user money or</w:t>
+      </w:r>
+      <w:r>
+        <w:t xml:space="preserve"> </w:t>
+      </w:r>
+      <w:r>
+        <w:t xml:space="preserve">master changes) or when the 60s TTL expires.</w:t>
+      </w:r>
+      <w:r>
+        <w:br/>
+      </w:r>
+      <w:r>
+        <w:rPr>
+          <w:b/>
+          <w:bCs/>
+        </w:rPr>
+        <w:t xml:space="preserve">UI:</w:t>
+      </w:r>
+      <w:r>
+        <w:t xml:space="preserve"> </w:t>
+      </w:r>
+      <w:r>
+        <w:t xml:space="preserve">on logout / session clear; user can also use refresh if the</w:t>
+      </w:r>
+      <w:r>
+        <w:t xml:space="preserve"> </w:t>
+      </w:r>
+      <w:r>
+        <w:t xml:space="preserve">screen provides it.</w:t>
+      </w:r>
+      <w:r>
+        <w:t xml:space="preserve"> </w:t>
+      </w:r>
+      <w:r>
+        <w:rPr>
+          <w:b/>
+          <w:bCs/>
+        </w:rPr>
+        <w:t xml:space="preserve">140. Why does dashboard refresh exist?</w:t>
+      </w:r>
+      <w:r>
+        <w:br/>
+      </w:r>
+      <w:r>
+        <w:t xml:space="preserve">It forces a new fetch for the current summary.</w:t>
+      </w:r>
+    </w:p>
+    <w:bookmarkEnd w:id="22"/>
+    <w:bookmarkStart w:id="23" w:name="deployment-and-configuration"/>
+    <w:p>
+      <w:pPr>
+        <w:pStyle w:val="Heading2"/>
+      </w:pPr>
+      <w:r>
+        <w:t xml:space="preserve">Deployment and configuration</w:t>
+      </w:r>
+    </w:p>
+    <w:p>
+      <w:pPr>
+        <w:pStyle w:val="FirstParagraph"/>
+        <w:spacing w:after="160" w:line="276" w:lineRule="auto"/>
+        <w:jc w:val="left"/>
+      </w:pPr>
+      <w:r>
+        <w:rPr>
+          <w:b/>
+          <w:bCs/>
+        </w:rPr>
+        <w:t xml:space="preserve">141. How does the app run locally?</w:t>
+      </w:r>
+      <w:r>
+        <w:br/>
+      </w:r>
+      <w:r>
+        <w:t xml:space="preserve">Backend on Liberty, frontend on Angular dev server, PostgreSQL locally or via Docker.</w:t>
       </w:r>
     </w:p>
     <w:p>
@@ -4712,41 +4953,342 @@
           <w:b/>
           <w:bCs/>
         </w:rPr>
-        <w:t xml:space="preserve">140. Why does dashboard refresh exist?</w:t>
+        <w:t xml:space="preserve">142. What does</w:t>
+      </w:r>
+      <w:r>
+        <w:rPr>
+          <w:b/>
+          <w:bCs/>
+        </w:rPr>
+        <w:t xml:space="preserve"> </w:t>
+      </w:r>
+      <w:r>
+        <w:rPr>
+          <w:rStyle w:val="VerbatimChar"/>
+          <w:b/>
+          <w:bCs/>
+        </w:rPr>
+        <w:t xml:space="preserve">DataSourceConfig</w:t>
+      </w:r>
+      <w:r>
+        <w:rPr>
+          <w:b/>
+          <w:bCs/>
+        </w:rPr>
+        <w:t xml:space="preserve"> </w:t>
+      </w:r>
+      <w:r>
+        <w:rPr>
+          <w:b/>
+          <w:bCs/>
+        </w:rPr>
+        <w:t xml:space="preserve">do?</w:t>
       </w:r>
       <w:r>
         <w:br/>
       </w:r>
       <w:r>
-        <w:t xml:space="preserve">It forces a new fetch for the current summary.</w:t>
-      </w:r>
-    </w:p>
-    <w:bookmarkEnd w:id="21"/>
-    <w:bookmarkStart w:id="22" w:name="deployment-and-configuration"/>
+        <w:t xml:space="preserve">It parses</w:t>
+      </w:r>
+      <w:r>
+        <w:t xml:space="preserve"> </w:t>
+      </w:r>
+      <w:r>
+        <w:rPr>
+          <w:rStyle w:val="VerbatimChar"/>
+        </w:rPr>
+        <w:t xml:space="preserve">DATABASE_URL</w:t>
+      </w:r>
+      <w:r>
+        <w:t xml:space="preserve">-style values and configures a Hikari datasource.</w:t>
+      </w:r>
+    </w:p>
+    <w:p>
+      <w:pPr>
+        <w:pStyle w:val="BodyText"/>
+      </w:pPr>
+      <w:r>
+        <w:rPr>
+          <w:b/>
+          <w:bCs/>
+        </w:rPr>
+        <w:t xml:space="preserve">143. Why is Render-specific SSL handling present?</w:t>
+      </w:r>
+      <w:r>
+        <w:br/>
+      </w:r>
+      <w:r>
+        <w:t xml:space="preserve">Some hosts require</w:t>
+      </w:r>
+      <w:r>
+        <w:t xml:space="preserve"> </w:t>
+      </w:r>
+      <w:r>
+        <w:rPr>
+          <w:rStyle w:val="VerbatimChar"/>
+        </w:rPr>
+        <w:t xml:space="preserve">sslmode=require</w:t>
+      </w:r>
+      <w:r>
+        <w:t xml:space="preserve">, so the config adds it automatically when needed.</w:t>
+      </w:r>
+    </w:p>
+    <w:p>
+      <w:pPr>
+        <w:pStyle w:val="BodyText"/>
+      </w:pPr>
+      <w:r>
+        <w:rPr>
+          <w:b/>
+          <w:bCs/>
+        </w:rPr>
+        <w:t xml:space="preserve">144. Why support both</w:t>
+      </w:r>
+      <w:r>
+        <w:rPr>
+          <w:b/>
+          <w:bCs/>
+        </w:rPr>
+        <w:t xml:space="preserve"> </w:t>
+      </w:r>
+      <w:r>
+        <w:rPr>
+          <w:rStyle w:val="VerbatimChar"/>
+          <w:b/>
+          <w:bCs/>
+        </w:rPr>
+        <w:t xml:space="preserve">postgres://</w:t>
+      </w:r>
+      <w:r>
+        <w:rPr>
+          <w:b/>
+          <w:bCs/>
+        </w:rPr>
+        <w:t xml:space="preserve"> </w:t>
+      </w:r>
+      <w:r>
+        <w:rPr>
+          <w:b/>
+          <w:bCs/>
+        </w:rPr>
+        <w:t xml:space="preserve">and</w:t>
+      </w:r>
+      <w:r>
+        <w:rPr>
+          <w:b/>
+          <w:bCs/>
+        </w:rPr>
+        <w:t xml:space="preserve"> </w:t>
+      </w:r>
+      <w:r>
+        <w:rPr>
+          <w:rStyle w:val="VerbatimChar"/>
+          <w:b/>
+          <w:bCs/>
+        </w:rPr>
+        <w:t xml:space="preserve">jdbc:postgresql://</w:t>
+      </w:r>
+      <w:r>
+        <w:rPr>
+          <w:b/>
+          <w:bCs/>
+        </w:rPr>
+        <w:t xml:space="preserve">?</w:t>
+      </w:r>
+      <w:r>
+        <w:br/>
+      </w:r>
+      <w:r>
+        <w:t xml:space="preserve">Different platforms expose different connection-string formats.</w:t>
+      </w:r>
+    </w:p>
+    <w:p>
+      <w:pPr>
+        <w:pStyle w:val="BodyText"/>
+      </w:pPr>
+      <w:r>
+        <w:rPr>
+          <w:b/>
+          <w:bCs/>
+        </w:rPr>
+        <w:t xml:space="preserve">145. Why is auditing enabled?</w:t>
+      </w:r>
+      <w:r>
+        <w:br/>
+      </w:r>
+      <w:r>
+        <w:t xml:space="preserve">So common created/updated timestamps are managed consistently.</w:t>
+      </w:r>
+    </w:p>
+    <w:p>
+      <w:pPr>
+        <w:pStyle w:val="BodyText"/>
+      </w:pPr>
+      <w:r>
+        <w:rPr>
+          <w:b/>
+          <w:bCs/>
+        </w:rPr>
+        <w:t xml:space="preserve">146. Why does</w:t>
+      </w:r>
+      <w:r>
+        <w:rPr>
+          <w:b/>
+          <w:bCs/>
+        </w:rPr>
+        <w:t xml:space="preserve"> </w:t>
+      </w:r>
+      <w:r>
+        <w:rPr>
+          <w:rStyle w:val="VerbatimChar"/>
+          <w:b/>
+          <w:bCs/>
+        </w:rPr>
+        <w:t xml:space="preserve">AuditorConfig</w:t>
+      </w:r>
+      <w:r>
+        <w:rPr>
+          <w:b/>
+          <w:bCs/>
+        </w:rPr>
+        <w:t xml:space="preserve"> </w:t>
+      </w:r>
+      <w:r>
+        <w:rPr>
+          <w:b/>
+          <w:bCs/>
+        </w:rPr>
+        <w:t xml:space="preserve">return</w:t>
+      </w:r>
+      <w:r>
+        <w:rPr>
+          <w:b/>
+          <w:bCs/>
+        </w:rPr>
+        <w:t xml:space="preserve"> </w:t>
+      </w:r>
+      <w:r>
+        <w:rPr>
+          <w:rStyle w:val="VerbatimChar"/>
+          <w:b/>
+          <w:bCs/>
+        </w:rPr>
+        <w:t xml:space="preserve">1L</w:t>
+      </w:r>
+      <w:r>
+        <w:rPr>
+          <w:b/>
+          <w:bCs/>
+        </w:rPr>
+        <w:t xml:space="preserve">?</w:t>
+      </w:r>
+      <w:r>
+        <w:br/>
+      </w:r>
+      <w:r>
+        <w:t xml:space="preserve">It is a temporary placeholder auditor, not a real user-aware implementation yet.</w:t>
+      </w:r>
+    </w:p>
+    <w:p>
+      <w:pPr>
+        <w:pStyle w:val="BodyText"/>
+      </w:pPr>
+      <w:r>
+        <w:rPr>
+          <w:b/>
+          <w:bCs/>
+        </w:rPr>
+        <w:t xml:space="preserve">147. What should a better auditor do later?</w:t>
+      </w:r>
+      <w:r>
+        <w:br/>
+      </w:r>
+      <w:r>
+        <w:t xml:space="preserve">Resolve the current authenticated user id from security context.</w:t>
+      </w:r>
+    </w:p>
+    <w:p>
+      <w:pPr>
+        <w:pStyle w:val="BodyText"/>
+      </w:pPr>
+      <w:r>
+        <w:rPr>
+          <w:b/>
+          <w:bCs/>
+        </w:rPr>
+        <w:t xml:space="preserve">148. Why are logs configured through properties?</w:t>
+      </w:r>
+      <w:r>
+        <w:br/>
+      </w:r>
+      <w:r>
+        <w:t xml:space="preserve">So SQL and web/security logging can be adjusted without code changes.</w:t>
+      </w:r>
+    </w:p>
+    <w:p>
+      <w:pPr>
+        <w:pStyle w:val="BodyText"/>
+      </w:pPr>
+      <w:r>
+        <w:rPr>
+          <w:b/>
+          <w:bCs/>
+        </w:rPr>
+        <w:t xml:space="preserve">149. Why is logging split between Liberty and application logging?</w:t>
+      </w:r>
+      <w:r>
+        <w:br/>
+      </w:r>
+      <w:r>
+        <w:t xml:space="preserve">Liberty captures process output, while Logback can write structured application logs separately.</w:t>
+      </w:r>
+    </w:p>
+    <w:p>
+      <w:pPr>
+        <w:pStyle w:val="BodyText"/>
+      </w:pPr>
+      <w:r>
+        <w:rPr>
+          <w:b/>
+          <w:bCs/>
+        </w:rPr>
+        <w:t xml:space="preserve">150. Why is the backend packaged as WAR?</w:t>
+      </w:r>
+      <w:r>
+        <w:br/>
+      </w:r>
+      <w:r>
+        <w:t xml:space="preserve">To deploy cleanly on Open Liberty.</w:t>
+      </w:r>
+    </w:p>
+    <w:bookmarkEnd w:id="23"/>
+    <w:bookmarkStart w:id="24" w:name="design-and-extension-questions"/>
     <w:p>
       <w:pPr>
         <w:pStyle w:val="Heading2"/>
       </w:pPr>
       <w:r>
-        <w:t xml:space="preserve">Deployment and configuration</w:t>
+        <w:t xml:space="preserve">Design and extension questions</w:t>
       </w:r>
     </w:p>
     <w:p>
       <w:pPr>
         <w:pStyle w:val="FirstParagraph"/>
-      </w:pPr>
-      <w:r>
-        <w:rPr>
-          <w:b/>
-          <w:bCs/>
-        </w:rPr>
-        <w:t xml:space="preserve">141. How does the app run locally?</w:t>
+        <w:spacing w:after="160" w:line="276" w:lineRule="auto"/>
+        <w:jc w:val="left"/>
+      </w:pPr>
+      <w:r>
+        <w:rPr>
+          <w:b/>
+          <w:bCs/>
+        </w:rPr>
+        <w:t xml:space="preserve">151. Why would a transactional outbox help here?</w:t>
       </w:r>
       <w:r>
         <w:br/>
       </w:r>
       <w:r>
-        <w:t xml:space="preserve">Backend on Liberty, frontend on Angular dev server, PostgreSQL locally or via Docker.</w:t>
+        <w:t xml:space="preserve">It guarantees events are persisted with the database transaction before Kafka publishing.</w:t>
       </w:r>
     </w:p>
     <w:p>
@@ -4758,42 +5300,198 @@
           <w:b/>
           <w:bCs/>
         </w:rPr>
-        <w:t xml:space="preserve">142. What does</w:t>
-      </w:r>
-      <w:r>
-        <w:rPr>
-          <w:b/>
-          <w:bCs/>
-        </w:rPr>
+        <w:t xml:space="preserve">152. Why is this useful for banking?</w:t>
+      </w:r>
+      <w:r>
+        <w:br/>
+      </w:r>
+      <w:r>
+        <w:t xml:space="preserve">It reduces the chance of losing audit/notification events after money changes.</w:t>
+      </w:r>
+    </w:p>
+    <w:p>
+      <w:pPr>
+        <w:pStyle w:val="BodyText"/>
+      </w:pPr>
+      <w:r>
+        <w:rPr>
+          <w:b/>
+          <w:bCs/>
+        </w:rPr>
+        <w:t xml:space="preserve">153. What would you queue next after notifications?</w:t>
+      </w:r>
+      <w:r>
+        <w:br/>
+      </w:r>
+      <w:r>
+        <w:t xml:space="preserve">Audit events, reporting refreshes, and role/user lifecycle events.</w:t>
+      </w:r>
+    </w:p>
+    <w:p>
+      <w:pPr>
+        <w:pStyle w:val="BodyText"/>
+      </w:pPr>
+      <w:r>
+        <w:rPr>
+          <w:b/>
+          <w:bCs/>
+        </w:rPr>
+        <w:t xml:space="preserve">154. What should never be queued?</w:t>
+      </w:r>
+      <w:r>
+        <w:br/>
+      </w:r>
+      <w:r>
+        <w:t xml:space="preserve">Core balance mutation and validation decisions.</w:t>
+      </w:r>
+    </w:p>
+    <w:p>
+      <w:pPr>
+        <w:pStyle w:val="BodyText"/>
+      </w:pPr>
+      <w:r>
+        <w:rPr>
+          <w:b/>
+          <w:bCs/>
+        </w:rPr>
+        <w:t xml:space="preserve">155. Why is a role-management UI a natural next step?</w:t>
+      </w:r>
+      <w:r>
+        <w:br/>
+      </w:r>
+      <w:r>
+        <w:t xml:space="preserve">Roles already exist in the DB and drive access control, so a UI would be immediately useful.</w:t>
+      </w:r>
+    </w:p>
+    <w:p>
+      <w:pPr>
+        <w:pStyle w:val="BodyText"/>
+      </w:pPr>
+      <w:r>
+        <w:rPr>
+          <w:b/>
+          <w:bCs/>
+        </w:rPr>
+        <w:t xml:space="preserve">156. Why would an event-monitor page be useful?</w:t>
+      </w:r>
+      <w:r>
+        <w:br/>
+      </w:r>
+      <w:r>
+        <w:t xml:space="preserve">It would let admins see Kafka events, mail status, and retries from the app itself.</w:t>
+      </w:r>
+    </w:p>
+    <w:p>
+      <w:pPr>
+        <w:pStyle w:val="BodyText"/>
+      </w:pPr>
+      <w:r>
+        <w:rPr>
+          <w:b/>
+          <w:bCs/>
+        </w:rPr>
+        <w:t xml:space="preserve">157. Why is branch support currently limited?</w:t>
+      </w:r>
+      <w:r>
+        <w:br/>
+      </w:r>
+      <w:r>
+        <w:t xml:space="preserve">Branch code is used as a business string, not a full branch module yet.</w:t>
+      </w:r>
+    </w:p>
+    <w:p>
+      <w:pPr>
+        <w:pStyle w:val="BodyText"/>
+      </w:pPr>
+      <w:r>
+        <w:rPr>
+          <w:b/>
+          <w:bCs/>
+        </w:rPr>
+        <w:t xml:space="preserve">158. Why is loan support partial?</w:t>
+      </w:r>
+      <w:r>
+        <w:br/>
+      </w:r>
+      <w:r>
+        <w:t xml:space="preserve">Loan account type exists, but onboarding still blocks creating loan accounts directly.</w:t>
+      </w:r>
+    </w:p>
+    <w:p>
+      <w:pPr>
+        <w:pStyle w:val="BodyText"/>
+      </w:pPr>
+      <w:r>
+        <w:rPr>
+          <w:b/>
+          <w:bCs/>
+        </w:rPr>
+        <w:t xml:space="preserve">159. Why does the code have so many “Soon” cards in management?</w:t>
+      </w:r>
+      <w:r>
+        <w:br/>
+      </w:r>
+      <w:r>
+        <w:t xml:space="preserve">They mark planned admin features that are not built yet.</w:t>
+      </w:r>
+    </w:p>
+    <w:p>
+      <w:pPr>
+        <w:pStyle w:val="BodyText"/>
+      </w:pPr>
+      <w:r>
+        <w:rPr>
+          <w:b/>
+          <w:bCs/>
+        </w:rPr>
+        <w:t xml:space="preserve">160. What is the best interview answer about the project’s current state?</w:t>
+      </w:r>
+      <w:r>
+        <w:br/>
+      </w:r>
+      <w:r>
+        <w:t xml:space="preserve">It’s a working banking platform with auth, customers, accounts, transactions, notification events, and a growing Angular admin UI.</w:t>
+      </w:r>
+    </w:p>
+    <w:bookmarkEnd w:id="24"/>
+    <w:bookmarkStart w:id="33" w:name="deep-dive-walkthroughs"/>
+    <w:p>
+      <w:pPr>
+        <w:pStyle w:val="Heading2"/>
+      </w:pPr>
+      <w:r>
+        <w:t xml:space="preserve">Deep dive walkthroughs</w:t>
+      </w:r>
+    </w:p>
+    <w:bookmarkStart w:id="25" w:name="login-and-authorization-flow"/>
+    <w:p>
+      <w:pPr>
+        <w:pStyle w:val="Heading3"/>
+      </w:pPr>
+      <w:r>
+        <w:t xml:space="preserve">1) Login and authorization flow</w:t>
+      </w:r>
+    </w:p>
+    <w:p>
+      <w:pPr>
+        <w:pStyle w:val="FirstParagraph"/>
+        <w:spacing w:after="160" w:line="276" w:lineRule="auto"/>
+        <w:jc w:val="left"/>
+      </w:pPr>
+      <w:r>
+        <w:t xml:space="preserve">When a user logs in, the frontend sends the username and password to</w:t>
+      </w:r>
+      <w:r>
         <w:t xml:space="preserve"> </w:t>
       </w:r>
       <w:r>
         <w:rPr>
           <w:rStyle w:val="VerbatimChar"/>
-          <w:b/>
-          <w:bCs/>
-        </w:rPr>
-        <w:t xml:space="preserve">DataSourceConfig</w:t>
-      </w:r>
-      <w:r>
-        <w:rPr>
-          <w:b/>
-          <w:bCs/>
-        </w:rPr>
-        <w:t xml:space="preserve"> </w:t>
-      </w:r>
-      <w:r>
-        <w:rPr>
-          <w:b/>
-          <w:bCs/>
-        </w:rPr>
-        <w:t xml:space="preserve">do?</w:t>
-      </w:r>
-      <w:r>
-        <w:br/>
-      </w:r>
-      <w:r>
-        <w:t xml:space="preserve">It parses</w:t>
+        </w:rPr>
+        <w:t xml:space="preserve">POST /auth/login</w:t>
+      </w:r>
+      <w:r>
+        <w:t xml:space="preserve">. The backend does not trust the request body by itself;</w:t>
       </w:r>
       <w:r>
         <w:t xml:space="preserve"> </w:t>
@@ -4802,10 +5500,67 @@
         <w:rPr>
           <w:rStyle w:val="VerbatimChar"/>
         </w:rPr>
-        <w:t xml:space="preserve">DATABASE_URL</w:t>
-      </w:r>
-      <w:r>
-        <w:t xml:space="preserve">-style values and configures a Hikari datasource.</w:t>
+        <w:t xml:space="preserve">AuthenticationService</w:t>
+      </w:r>
+      <w:r>
+        <w:t xml:space="preserve"> </w:t>
+      </w:r>
+      <w:r>
+        <w:t xml:space="preserve">first looks up the user, checks whether the account is locked, and then delegates the credential check to Spring Security’s</w:t>
+      </w:r>
+      <w:r>
+        <w:t xml:space="preserve"> </w:t>
+      </w:r>
+      <w:r>
+        <w:rPr>
+          <w:rStyle w:val="VerbatimChar"/>
+        </w:rPr>
+        <w:t xml:space="preserve">AuthenticationManager</w:t>
+      </w:r>
+      <w:r>
+        <w:t xml:space="preserve">. That manager uses</w:t>
+      </w:r>
+      <w:r>
+        <w:t xml:space="preserve"> </w:t>
+      </w:r>
+      <w:r>
+        <w:rPr>
+          <w:rStyle w:val="VerbatimChar"/>
+        </w:rPr>
+        <w:t xml:space="preserve">CustomUserDetailsService</w:t>
+      </w:r>
+      <w:r>
+        <w:t xml:space="preserve">, which loads the user and active roles from the database and exposes them as authorities. If authentication succeeds,</w:t>
+      </w:r>
+      <w:r>
+        <w:t xml:space="preserve"> </w:t>
+      </w:r>
+      <w:r>
+        <w:rPr>
+          <w:rStyle w:val="VerbatimChar"/>
+        </w:rPr>
+        <w:t xml:space="preserve">JwtService</w:t>
+      </w:r>
+      <w:r>
+        <w:t xml:space="preserve"> </w:t>
+      </w:r>
+      <w:r>
+        <w:t xml:space="preserve">generates a token, and the backend also updates</w:t>
+      </w:r>
+      <w:r>
+        <w:t xml:space="preserve"> </w:t>
+      </w:r>
+      <w:r>
+        <w:rPr>
+          <w:rStyle w:val="VerbatimChar"/>
+        </w:rPr>
+        <w:t xml:space="preserve">lastLogin</w:t>
+      </w:r>
+      <w:r>
+        <w:t xml:space="preserve"> </w:t>
+      </w:r>
+      <w:r>
+        <w:t xml:space="preserve">and resets failed attempts.</w:t>
       </w:r>
     </w:p>
     <w:p>
@@ -4813,17 +5568,7 @@
         <w:pStyle w:val="BodyText"/>
       </w:pPr>
       <w:r>
-        <w:rPr>
-          <w:b/>
-          <w:bCs/>
-        </w:rPr>
-        <w:t xml:space="preserve">143. Why is Render-specific SSL handling present?</w:t>
-      </w:r>
-      <w:r>
-        <w:br/>
-      </w:r>
-      <w:r>
-        <w:t xml:space="preserve">Some hosts require</w:t>
+        <w:t xml:space="preserve">After login, the frontend stores the token and role list in browser storage. From that point on,</w:t>
       </w:r>
       <w:r>
         <w:t xml:space="preserve"> </w:t>
@@ -4832,10 +5577,48 @@
         <w:rPr>
           <w:rStyle w:val="VerbatimChar"/>
         </w:rPr>
-        <w:t xml:space="preserve">sslmode=require</w:t>
-      </w:r>
-      <w:r>
-        <w:t xml:space="preserve">, so the config adds it automatically when needed.</w:t>
+        <w:t xml:space="preserve">authInterceptor</w:t>
+      </w:r>
+      <w:r>
+        <w:t xml:space="preserve"> </w:t>
+      </w:r>
+      <w:r>
+        <w:t xml:space="preserve">attaches the token to every API call, and</w:t>
+      </w:r>
+      <w:r>
+        <w:t xml:space="preserve"> </w:t>
+      </w:r>
+      <w:r>
+        <w:rPr>
+          <w:rStyle w:val="VerbatimChar"/>
+        </w:rPr>
+        <w:t xml:space="preserve">authGuard</w:t>
+      </w:r>
+      <w:r>
+        <w:t xml:space="preserve"> </w:t>
+      </w:r>
+      <w:r>
+        <w:t xml:space="preserve">blocks routes when the user is either unauthenticated or does not have the route’s allowed roles. That means security is enforced twice: once by the frontend for UX and once by the backend for real access control.</w:t>
+      </w:r>
+    </w:p>
+    <w:bookmarkEnd w:id="25"/>
+    <w:bookmarkStart w:id="26" w:name="customer-onboarding-flow"/>
+    <w:p>
+      <w:pPr>
+        <w:pStyle w:val="Heading3"/>
+      </w:pPr>
+      <w:r>
+        <w:t xml:space="preserve">2) Customer onboarding flow</w:t>
+      </w:r>
+    </w:p>
+    <w:p>
+      <w:pPr>
+        <w:pStyle w:val="FirstParagraph"/>
+        <w:spacing w:after="160" w:line="276" w:lineRule="auto"/>
+        <w:jc w:val="left"/>
+      </w:pPr>
+      <w:r>
+        <w:t xml:space="preserve">Customer onboarding is intentionally opinionated. The backend accepts one create-customer request, validates uniqueness for email and phone, saves the customer, and then immediately opens the first account. That makes onboarding feel like a business operation rather than a set of loosely coupled database inserts. The service also enforces a rule that loan accounts cannot be created during customer onboarding, which is a product decision rather than a technical limitation.</w:t>
       </w:r>
     </w:p>
     <w:p>
@@ -4843,68 +5626,263 @@
         <w:pStyle w:val="BodyText"/>
       </w:pPr>
       <w:r>
-        <w:rPr>
-          <w:b/>
-          <w:bCs/>
-        </w:rPr>
-        <w:t xml:space="preserve">144. Why support both</w:t>
-      </w:r>
-      <w:r>
-        <w:rPr>
-          <w:b/>
-          <w:bCs/>
-        </w:rPr>
+        <w:t xml:space="preserve">The important interview point here is that customer creation is not just CRUD. It triggers account-policy validation, account-number generation, and sometimes a ledger entry if the opening deposit is required and provided. That means the onboarding flow crosses customer, account, and transaction domains in one business transaction.</w:t>
+      </w:r>
+    </w:p>
+    <w:bookmarkEnd w:id="26"/>
+    <w:bookmarkStart w:id="27" w:name="account-opening-and-policy-flow"/>
+    <w:p>
+      <w:pPr>
+        <w:pStyle w:val="Heading3"/>
+      </w:pPr>
+      <w:r>
+        <w:t xml:space="preserve">3) Account opening and policy flow</w:t>
+      </w:r>
+    </w:p>
+    <w:p>
+      <w:pPr>
+        <w:pStyle w:val="FirstParagraph"/>
+        <w:spacing w:after="160" w:line="276" w:lineRule="auto"/>
+        <w:jc w:val="left"/>
+      </w:pPr>
+      <w:r>
+        <w:t xml:space="preserve">When an account is opened, the code first looks up the customer and then finds an active policy for the requested account type and currency. The policy matters because banking rules are not static: a current account may require a minimum opening deposit, and some policies can have effective date windows. If the policy says an opening deposit is mandatory, the service enforces that before any persistence happens.</w:t>
+      </w:r>
+    </w:p>
+    <w:p>
+      <w:pPr>
+        <w:pStyle w:val="BodyText"/>
+      </w:pPr>
+      <w:r>
+        <w:t xml:space="preserve">Then the app obtains the next ordinal from the database sequence and combines branch code, account type, currency, and ordinal into a business account number. This is why</w:t>
+      </w:r>
+      <w:r>
         <w:t xml:space="preserve"> </w:t>
       </w:r>
       <w:r>
         <w:rPr>
           <w:rStyle w:val="VerbatimChar"/>
-          <w:b/>
-          <w:bCs/>
+        </w:rPr>
+        <w:t xml:space="preserve">AccountNumberGenerator</w:t>
+      </w:r>
+      <w:r>
+        <w:t xml:space="preserve"> </w:t>
+      </w:r>
+      <w:r>
+        <w:t xml:space="preserve">exists: it keeps account numbers deterministic and business-friendly. Once the account is saved, the service optionally creates a transaction record for the opening deposit and publishes an account-opened notification event.</w:t>
+      </w:r>
+    </w:p>
+    <w:bookmarkEnd w:id="27"/>
+    <w:bookmarkStart w:id="28" w:name="deposit-withdraw-and-transfer-flow"/>
+    <w:p>
+      <w:pPr>
+        <w:pStyle w:val="Heading3"/>
+      </w:pPr>
+      <w:r>
+        <w:t xml:space="preserve">4) Deposit, withdraw, and transfer flow</w:t>
+      </w:r>
+    </w:p>
+    <w:p>
+      <w:pPr>
+        <w:pStyle w:val="FirstParagraph"/>
+        <w:spacing w:after="160" w:line="276" w:lineRule="auto"/>
+        <w:jc w:val="left"/>
+      </w:pPr>
+      <w:r>
+        <w:t xml:space="preserve">Deposit, withdraw, and transfer all follow the same broad pattern: validate the input, load account(s), enforce business rules, update balances, save the entity, record transaction rows, and publish notification events. The difference is in the locking and invariants. Withdrawal locks the account row because insufficient-funds checks must be based on the latest balance. Transfer locks both accounts in a stable order so two concurrent transfers do not deadlock each other.</w:t>
+      </w:r>
+    </w:p>
+    <w:p>
+      <w:pPr>
+        <w:pStyle w:val="BodyText"/>
+      </w:pPr>
+      <w:r>
+        <w:t xml:space="preserve">In transfer, the source and destination accounts must be active and must use the same currency. That is a business rule the service enforces before any money moves. After updating balances, the service writes one debit transaction and one credit transaction so the ledger mirrors both sides of the movement. This is important in interviews because it shows the app treats account state and transaction history as separate but related records.</w:t>
+      </w:r>
+    </w:p>
+    <w:bookmarkEnd w:id="28"/>
+    <w:bookmarkStart w:id="29" w:name="kafka-notification-flow"/>
+    <w:p>
+      <w:pPr>
+        <w:pStyle w:val="Heading3"/>
+      </w:pPr>
+      <w:r>
+        <w:t xml:space="preserve">5) Kafka notification flow</w:t>
+      </w:r>
+    </w:p>
+    <w:p>
+      <w:pPr>
+        <w:pStyle w:val="FirstParagraph"/>
+        <w:spacing w:after="160" w:line="276" w:lineRule="auto"/>
+        <w:jc w:val="left"/>
+      </w:pPr>
+      <w:r>
+        <w:t xml:space="preserve">After a banking event completes, the account service publishes a</w:t>
+      </w:r>
+      <w:r>
+        <w:t xml:space="preserve"> </w:t>
+      </w:r>
+      <w:r>
+        <w:rPr>
+          <w:rStyle w:val="VerbatimChar"/>
+        </w:rPr>
+        <w:t xml:space="preserve">BankActionEvent</w:t>
+      </w:r>
+      <w:r>
+        <w:t xml:space="preserve"> </w:t>
+      </w:r>
+      <w:r>
+        <w:t xml:space="preserve">to Kafka. That event is not the email itself; it is a compact business event describing what happened, which account or entity was affected, who acted, and which customer email should receive the notice. The consumer then receives the event, composes the subject and body, and sends the actual email through SMTP or SendGrid depending on the environment.</w:t>
+      </w:r>
+    </w:p>
+    <w:p>
+      <w:pPr>
+        <w:pStyle w:val="BodyText"/>
+      </w:pPr>
+      <w:r>
+        <w:t xml:space="preserve">This separation matters because email sending is slow and failure-prone compared to database writes. If the app tried to send mail inline during the transfer or deposit transaction, users would see slower responses and a mail outage could break banking operations. By using Kafka, the app keeps the core money action fast and lets the side effect happen asynchronously.</w:t>
+      </w:r>
+    </w:p>
+    <w:bookmarkEnd w:id="29"/>
+    <w:bookmarkStart w:id="30" w:name="frontend-state-and-list-rendering-flow"/>
+    <w:p>
+      <w:pPr>
+        <w:pStyle w:val="Heading3"/>
+      </w:pPr>
+      <w:r>
+        <w:t xml:space="preserve">6) Frontend state and list rendering flow</w:t>
+      </w:r>
+    </w:p>
+    <w:p>
+      <w:pPr>
+        <w:pStyle w:val="FirstParagraph"/>
+        <w:spacing w:after="160" w:line="276" w:lineRule="auto"/>
+        <w:jc w:val="left"/>
+      </w:pPr>
+      <w:r>
+        <w:t xml:space="preserve">The Angular app uses a reactive pattern for most lists and detail screens. A user types into search, changes sorting, or changes page size, and those signals are merged with RxJS streams. The UI then issues a new API call and maps the result into</w:t>
+      </w:r>
+      <w:r>
+        <w:t xml:space="preserve"> </w:t>
+      </w:r>
+      <w:r>
+        <w:rPr>
+          <w:rStyle w:val="VerbatimChar"/>
+        </w:rPr>
+        <w:t xml:space="preserve">loading</w:t>
+      </w:r>
+      <w:r>
+        <w:t xml:space="preserve">,</w:t>
+      </w:r>
+      <w:r>
+        <w:t xml:space="preserve"> </w:t>
+      </w:r>
+      <w:r>
+        <w:rPr>
+          <w:rStyle w:val="VerbatimChar"/>
+        </w:rPr>
+        <w:t xml:space="preserve">loaded</w:t>
+      </w:r>
+      <w:r>
+        <w:t xml:space="preserve">, or</w:t>
+      </w:r>
+      <w:r>
+        <w:t xml:space="preserve"> </w:t>
+      </w:r>
+      <w:r>
+        <w:rPr>
+          <w:rStyle w:val="VerbatimChar"/>
+        </w:rPr>
+        <w:t xml:space="preserve">error</w:t>
+      </w:r>
+      <w:r>
+        <w:t xml:space="preserve"> </w:t>
+      </w:r>
+      <w:r>
+        <w:t xml:space="preserve">state. That gives the page a simple mental model and avoids manual subscription cleanup.</w:t>
+      </w:r>
+    </w:p>
+    <w:p>
+      <w:pPr>
+        <w:pStyle w:val="BodyText"/>
+      </w:pPr>
+      <w:r>
+        <w:t xml:space="preserve">The interview angle here is that the UI is not static HTML. It reacts to state, and the state comes from backend paging APIs that already enforce allowed sort fields. That gives the frontend a responsive feel while preserving backend control over what can be queried.</w:t>
+      </w:r>
+    </w:p>
+    <w:bookmarkEnd w:id="30"/>
+    <w:bookmarkStart w:id="31" w:name="security-and-error-handling-flow"/>
+    <w:p>
+      <w:pPr>
+        <w:pStyle w:val="Heading3"/>
+      </w:pPr>
+      <w:r>
+        <w:t xml:space="preserve">7) Security and error-handling flow</w:t>
+      </w:r>
+    </w:p>
+    <w:p>
+      <w:pPr>
+        <w:pStyle w:val="FirstParagraph"/>
+        <w:spacing w:after="160" w:line="276" w:lineRule="auto"/>
+        <w:jc w:val="left"/>
+      </w:pPr>
+      <w:r>
+        <w:t xml:space="preserve">Spring Security and the global exception handler work together. Security decides whether the request should proceed. If it should not, the JWT entry point or access-denied handler returns the appropriate response. If the request gets past security but fails business validation, the controller or service throws an application exception and</w:t>
+      </w:r>
+      <w:r>
+        <w:t xml:space="preserve"> </w:t>
+      </w:r>
+      <w:r>
+        <w:rPr>
+          <w:rStyle w:val="VerbatimChar"/>
+        </w:rPr>
+        <w:t xml:space="preserve">GlobalExceptionHandler</w:t>
+      </w:r>
+      <w:r>
+        <w:t xml:space="preserve"> </w:t>
+      </w:r>
+      <w:r>
+        <w:t xml:space="preserve">turns it into a structured error response.</w:t>
+      </w:r>
+    </w:p>
+    <w:p>
+      <w:pPr>
+        <w:pStyle w:val="BodyText"/>
+      </w:pPr>
+      <w:r>
+        <w:t xml:space="preserve">This layering matters because it keeps auth failures distinct from business-rule failures. For example, a missing token should not look the same as an invalid deposit amount or a duplicate email. In interviews, this is a good place to explain how you keep concerns separate and make client error handling predictable.</w:t>
+      </w:r>
+    </w:p>
+    <w:bookmarkEnd w:id="31"/>
+    <w:bookmarkStart w:id="32" w:name="deployment-and-runtime-flow"/>
+    <w:p>
+      <w:pPr>
+        <w:pStyle w:val="Heading3"/>
+      </w:pPr>
+      <w:r>
+        <w:t xml:space="preserve">8) Deployment and runtime flow</w:t>
+      </w:r>
+    </w:p>
+    <w:p>
+      <w:pPr>
+        <w:pStyle w:val="FirstParagraph"/>
+        <w:spacing w:after="160" w:line="276" w:lineRule="auto"/>
+        <w:jc w:val="left"/>
+      </w:pPr>
+      <w:r>
+        <w:t xml:space="preserve">The backend is designed to run in two modes: Open Liberty as a WAR and embedded Boot for Docker/cloud. The same code reads datasource details from standard Spring properties or platform-specific environment variables. It also supports JDBC URLs and</w:t>
+      </w:r>
+      <w:r>
+        <w:t xml:space="preserve"> </w:t>
+      </w:r>
+      <w:r>
+        <w:rPr>
+          <w:rStyle w:val="VerbatimChar"/>
         </w:rPr>
         <w:t xml:space="preserve">postgres://</w:t>
       </w:r>
       <w:r>
-        <w:rPr>
-          <w:b/>
-          <w:bCs/>
-        </w:rPr>
-        <w:t xml:space="preserve"> </w:t>
-      </w:r>
-      <w:r>
-        <w:rPr>
-          <w:b/>
-          <w:bCs/>
-        </w:rPr>
-        <w:t xml:space="preserve">and</w:t>
-      </w:r>
-      <w:r>
-        <w:rPr>
-          <w:b/>
-          <w:bCs/>
-        </w:rPr>
-        <w:t xml:space="preserve"> </w:t>
-      </w:r>
-      <w:r>
-        <w:rPr>
-          <w:rStyle w:val="VerbatimChar"/>
-          <w:b/>
-          <w:bCs/>
-        </w:rPr>
-        <w:t xml:space="preserve">jdbc:postgresql://</w:t>
-      </w:r>
-      <w:r>
-        <w:rPr>
-          <w:b/>
-          <w:bCs/>
-        </w:rPr>
-        <w:t xml:space="preserve">?</w:t>
-      </w:r>
-      <w:r>
-        <w:br/>
-      </w:r>
-      <w:r>
-        <w:t xml:space="preserve">Different platforms expose different connection-string formats.</w:t>
+        <w:t xml:space="preserve">-style URLs, which makes deployment easier across local machines, Render, and containers.</w:t>
       </w:r>
     </w:p>
     <w:p>
@@ -4912,788 +5890,25 @@
         <w:pStyle w:val="BodyText"/>
       </w:pPr>
       <w:r>
-        <w:rPr>
-          <w:b/>
-          <w:bCs/>
-        </w:rPr>
-        <w:t xml:space="preserve">145. Why is auditing enabled?</w:t>
-      </w:r>
-      <w:r>
-        <w:br/>
-      </w:r>
-      <w:r>
-        <w:t xml:space="preserve">So common created/updated timestamps are managed consistently.</w:t>
-      </w:r>
-    </w:p>
-    <w:p>
-      <w:pPr>
-        <w:pStyle w:val="BodyText"/>
-      </w:pPr>
-      <w:r>
-        <w:rPr>
-          <w:b/>
-          <w:bCs/>
-        </w:rPr>
-        <w:t xml:space="preserve">146. Why does</w:t>
-      </w:r>
-      <w:r>
-        <w:rPr>
-          <w:b/>
-          <w:bCs/>
-        </w:rPr>
-        <w:t xml:space="preserve"> </w:t>
-      </w:r>
-      <w:r>
-        <w:rPr>
-          <w:rStyle w:val="VerbatimChar"/>
-          <w:b/>
-          <w:bCs/>
-        </w:rPr>
-        <w:t xml:space="preserve">AuditorConfig</w:t>
-      </w:r>
-      <w:r>
-        <w:rPr>
-          <w:b/>
-          <w:bCs/>
-        </w:rPr>
-        <w:t xml:space="preserve"> </w:t>
-      </w:r>
-      <w:r>
-        <w:rPr>
-          <w:b/>
-          <w:bCs/>
-        </w:rPr>
-        <w:t xml:space="preserve">return</w:t>
-      </w:r>
-      <w:r>
-        <w:rPr>
-          <w:b/>
-          <w:bCs/>
-        </w:rPr>
-        <w:t xml:space="preserve"> </w:t>
-      </w:r>
-      <w:r>
-        <w:rPr>
-          <w:rStyle w:val="VerbatimChar"/>
-          <w:b/>
-          <w:bCs/>
-        </w:rPr>
-        <w:t xml:space="preserve">1L</w:t>
-      </w:r>
-      <w:r>
-        <w:rPr>
-          <w:b/>
-          <w:bCs/>
-        </w:rPr>
-        <w:t xml:space="preserve">?</w:t>
-      </w:r>
-      <w:r>
-        <w:br/>
-      </w:r>
-      <w:r>
-        <w:t xml:space="preserve">It is a temporary placeholder auditor, not a real user-aware implementation yet.</w:t>
-      </w:r>
-    </w:p>
-    <w:p>
-      <w:pPr>
-        <w:pStyle w:val="BodyText"/>
-      </w:pPr>
-      <w:r>
-        <w:rPr>
-          <w:b/>
-          <w:bCs/>
-        </w:rPr>
-        <w:t xml:space="preserve">147. What should a better auditor do later?</w:t>
-      </w:r>
-      <w:r>
-        <w:br/>
-      </w:r>
-      <w:r>
-        <w:t xml:space="preserve">Resolve the current authenticated user id from security context.</w:t>
-      </w:r>
-    </w:p>
-    <w:p>
-      <w:pPr>
-        <w:pStyle w:val="BodyText"/>
-      </w:pPr>
-      <w:r>
-        <w:rPr>
-          <w:b/>
-          <w:bCs/>
-        </w:rPr>
-        <w:t xml:space="preserve">148. Why are logs configured through properties?</w:t>
-      </w:r>
-      <w:r>
-        <w:br/>
-      </w:r>
-      <w:r>
-        <w:t xml:space="preserve">So SQL and web/security logging can be adjusted without code changes.</w:t>
-      </w:r>
-    </w:p>
-    <w:p>
-      <w:pPr>
-        <w:pStyle w:val="BodyText"/>
-      </w:pPr>
-      <w:r>
-        <w:rPr>
-          <w:b/>
-          <w:bCs/>
-        </w:rPr>
-        <w:t xml:space="preserve">149. Why is logging split between Liberty and application logging?</w:t>
-      </w:r>
-      <w:r>
-        <w:br/>
-      </w:r>
-      <w:r>
-        <w:t xml:space="preserve">Liberty captures process output, while Logback can write structured application logs separately.</w:t>
-      </w:r>
-    </w:p>
-    <w:p>
-      <w:pPr>
-        <w:pStyle w:val="BodyText"/>
-      </w:pPr>
-      <w:r>
-        <w:rPr>
-          <w:b/>
-          <w:bCs/>
-        </w:rPr>
-        <w:t xml:space="preserve">150. Why is the backend packaged as WAR?</w:t>
-      </w:r>
-      <w:r>
-        <w:br/>
-      </w:r>
-      <w:r>
-        <w:t xml:space="preserve">To deploy cleanly on Open Liberty.</w:t>
-      </w:r>
-    </w:p>
-    <w:bookmarkEnd w:id="22"/>
-    <w:bookmarkStart w:id="23" w:name="design-and-extension-questions"/>
+        <w:t xml:space="preserve">At runtime, logs appear in Liberty’s messages log and in application logs if Logback is enabled. Hibernate SQL/bind logging can be turned on through configuration, which makes debugging account and transaction behavior much easier. A strong interview answer here is that the codebase is built for both portability and observability.</w:t>
+      </w:r>
+    </w:p>
+    <w:bookmarkEnd w:id="32"/>
+    <w:bookmarkEnd w:id="33"/>
+    <w:bookmarkStart w:id="37" w:name="interview-handbook-how-to-answer"/>
     <w:p>
       <w:pPr>
         <w:pStyle w:val="Heading2"/>
       </w:pPr>
       <w:r>
-        <w:t xml:space="preserve">Design and extension questions</w:t>
+        <w:t xml:space="preserve">Interview handbook: how to answer</w:t>
       </w:r>
     </w:p>
     <w:p>
       <w:pPr>
         <w:pStyle w:val="FirstParagraph"/>
-      </w:pPr>
-      <w:r>
-        <w:rPr>
-          <w:b/>
-          <w:bCs/>
-        </w:rPr>
-        <w:t xml:space="preserve">151. Why would a transactional outbox help here?</w:t>
-      </w:r>
-      <w:r>
-        <w:br/>
-      </w:r>
-      <w:r>
-        <w:t xml:space="preserve">It guarantees events are persisted with the database transaction before Kafka publishing.</w:t>
-      </w:r>
-    </w:p>
-    <w:p>
-      <w:pPr>
-        <w:pStyle w:val="BodyText"/>
-      </w:pPr>
-      <w:r>
-        <w:rPr>
-          <w:b/>
-          <w:bCs/>
-        </w:rPr>
-        <w:t xml:space="preserve">152. Why is this useful for banking?</w:t>
-      </w:r>
-      <w:r>
-        <w:br/>
-      </w:r>
-      <w:r>
-        <w:t xml:space="preserve">It reduces the chance of losing audit/notification events after money changes.</w:t>
-      </w:r>
-    </w:p>
-    <w:p>
-      <w:pPr>
-        <w:pStyle w:val="BodyText"/>
-      </w:pPr>
-      <w:r>
-        <w:rPr>
-          <w:b/>
-          <w:bCs/>
-        </w:rPr>
-        <w:t xml:space="preserve">153. What would you queue next after notifications?</w:t>
-      </w:r>
-      <w:r>
-        <w:br/>
-      </w:r>
-      <w:r>
-        <w:t xml:space="preserve">Audit events, reporting refreshes, and role/user lifecycle events.</w:t>
-      </w:r>
-    </w:p>
-    <w:p>
-      <w:pPr>
-        <w:pStyle w:val="BodyText"/>
-      </w:pPr>
-      <w:r>
-        <w:rPr>
-          <w:b/>
-          <w:bCs/>
-        </w:rPr>
-        <w:t xml:space="preserve">154. What should never be queued?</w:t>
-      </w:r>
-      <w:r>
-        <w:br/>
-      </w:r>
-      <w:r>
-        <w:t xml:space="preserve">Core balance mutation and validation decisions.</w:t>
-      </w:r>
-    </w:p>
-    <w:p>
-      <w:pPr>
-        <w:pStyle w:val="BodyText"/>
-      </w:pPr>
-      <w:r>
-        <w:rPr>
-          <w:b/>
-          <w:bCs/>
-        </w:rPr>
-        <w:t xml:space="preserve">155. Why is a role-management UI a natural next step?</w:t>
-      </w:r>
-      <w:r>
-        <w:br/>
-      </w:r>
-      <w:r>
-        <w:t xml:space="preserve">Roles already exist in the DB and drive access control, so a UI would be immediately useful.</w:t>
-      </w:r>
-    </w:p>
-    <w:p>
-      <w:pPr>
-        <w:pStyle w:val="BodyText"/>
-      </w:pPr>
-      <w:r>
-        <w:rPr>
-          <w:b/>
-          <w:bCs/>
-        </w:rPr>
-        <w:t xml:space="preserve">156. Why would an event-monitor page be useful?</w:t>
-      </w:r>
-      <w:r>
-        <w:br/>
-      </w:r>
-      <w:r>
-        <w:t xml:space="preserve">It would let admins see Kafka events, mail status, and retries from the app itself.</w:t>
-      </w:r>
-    </w:p>
-    <w:p>
-      <w:pPr>
-        <w:pStyle w:val="BodyText"/>
-      </w:pPr>
-      <w:r>
-        <w:rPr>
-          <w:b/>
-          <w:bCs/>
-        </w:rPr>
-        <w:t xml:space="preserve">157. Why is branch support currently limited?</w:t>
-      </w:r>
-      <w:r>
-        <w:br/>
-      </w:r>
-      <w:r>
-        <w:t xml:space="preserve">Branch code is used as a business string, not a full branch module yet.</w:t>
-      </w:r>
-    </w:p>
-    <w:p>
-      <w:pPr>
-        <w:pStyle w:val="BodyText"/>
-      </w:pPr>
-      <w:r>
-        <w:rPr>
-          <w:b/>
-          <w:bCs/>
-        </w:rPr>
-        <w:t xml:space="preserve">158. Why is loan support partial?</w:t>
-      </w:r>
-      <w:r>
-        <w:br/>
-      </w:r>
-      <w:r>
-        <w:t xml:space="preserve">Loan account type exists, but onboarding still blocks creating loan accounts directly.</w:t>
-      </w:r>
-    </w:p>
-    <w:p>
-      <w:pPr>
-        <w:pStyle w:val="BodyText"/>
-      </w:pPr>
-      <w:r>
-        <w:rPr>
-          <w:b/>
-          <w:bCs/>
-        </w:rPr>
-        <w:t xml:space="preserve">159. Why does the code have so many “Soon” cards in management?</w:t>
-      </w:r>
-      <w:r>
-        <w:br/>
-      </w:r>
-      <w:r>
-        <w:t xml:space="preserve">They mark planned admin features that are not built yet.</w:t>
-      </w:r>
-    </w:p>
-    <w:p>
-      <w:pPr>
-        <w:pStyle w:val="BodyText"/>
-      </w:pPr>
-      <w:r>
-        <w:rPr>
-          <w:b/>
-          <w:bCs/>
-        </w:rPr>
-        <w:t xml:space="preserve">160. What is the best interview answer about the project’s current state?</w:t>
-      </w:r>
-      <w:r>
-        <w:br/>
-      </w:r>
-      <w:r>
-        <w:t xml:space="preserve">It’s a working banking platform with auth, customers, accounts, transactions, notification events, and a growing Angular admin UI.</w:t>
-      </w:r>
-    </w:p>
-    <w:bookmarkEnd w:id="23"/>
-    <w:bookmarkStart w:id="32" w:name="deep-dive-walkthroughs"/>
-    <w:p>
-      <w:pPr>
-        <w:pStyle w:val="Heading2"/>
-      </w:pPr>
-      <w:r>
-        <w:t xml:space="preserve">Deep dive walkthroughs</w:t>
-      </w:r>
-    </w:p>
-    <w:bookmarkStart w:id="24" w:name="login-and-authorization-flow"/>
-    <w:p>
-      <w:pPr>
-        <w:pStyle w:val="Heading3"/>
-      </w:pPr>
-      <w:r>
-        <w:t xml:space="preserve">1) Login and authorization flow</w:t>
-      </w:r>
-    </w:p>
-    <w:p>
-      <w:pPr>
-        <w:pStyle w:val="FirstParagraph"/>
-      </w:pPr>
-      <w:r>
-        <w:t xml:space="preserve">When a user logs in, the frontend sends the username and password to</w:t>
-      </w:r>
-      <w:r>
-        <w:t xml:space="preserve"> </w:t>
-      </w:r>
-      <w:r>
-        <w:rPr>
-          <w:rStyle w:val="VerbatimChar"/>
-        </w:rPr>
-        <w:t xml:space="preserve">POST /auth/login</w:t>
-      </w:r>
-      <w:r>
-        <w:t xml:space="preserve">. The backend does not trust the request body by itself;</w:t>
-      </w:r>
-      <w:r>
-        <w:t xml:space="preserve"> </w:t>
-      </w:r>
-      <w:r>
-        <w:rPr>
-          <w:rStyle w:val="VerbatimChar"/>
-        </w:rPr>
-        <w:t xml:space="preserve">AuthenticationService</w:t>
-      </w:r>
-      <w:r>
-        <w:t xml:space="preserve"> </w:t>
-      </w:r>
-      <w:r>
-        <w:t xml:space="preserve">first looks up the user, checks whether the account is locked, and then delegates the credential check to Spring Security’s</w:t>
-      </w:r>
-      <w:r>
-        <w:t xml:space="preserve"> </w:t>
-      </w:r>
-      <w:r>
-        <w:rPr>
-          <w:rStyle w:val="VerbatimChar"/>
-        </w:rPr>
-        <w:t xml:space="preserve">AuthenticationManager</w:t>
-      </w:r>
-      <w:r>
-        <w:t xml:space="preserve">. That manager uses</w:t>
-      </w:r>
-      <w:r>
-        <w:t xml:space="preserve"> </w:t>
-      </w:r>
-      <w:r>
-        <w:rPr>
-          <w:rStyle w:val="VerbatimChar"/>
-        </w:rPr>
-        <w:t xml:space="preserve">CustomUserDetailsService</w:t>
-      </w:r>
-      <w:r>
-        <w:t xml:space="preserve">, which loads the user and active roles from the database and exposes them as authorities. If authentication succeeds,</w:t>
-      </w:r>
-      <w:r>
-        <w:t xml:space="preserve"> </w:t>
-      </w:r>
-      <w:r>
-        <w:rPr>
-          <w:rStyle w:val="VerbatimChar"/>
-        </w:rPr>
-        <w:t xml:space="preserve">JwtService</w:t>
-      </w:r>
-      <w:r>
-        <w:t xml:space="preserve"> </w:t>
-      </w:r>
-      <w:r>
-        <w:t xml:space="preserve">generates a token, and the backend also updates</w:t>
-      </w:r>
-      <w:r>
-        <w:t xml:space="preserve"> </w:t>
-      </w:r>
-      <w:r>
-        <w:rPr>
-          <w:rStyle w:val="VerbatimChar"/>
-        </w:rPr>
-        <w:t xml:space="preserve">lastLogin</w:t>
-      </w:r>
-      <w:r>
-        <w:t xml:space="preserve"> </w:t>
-      </w:r>
-      <w:r>
-        <w:t xml:space="preserve">and resets failed attempts.</w:t>
-      </w:r>
-    </w:p>
-    <w:p>
-      <w:pPr>
-        <w:pStyle w:val="BodyText"/>
-      </w:pPr>
-      <w:r>
-        <w:t xml:space="preserve">After login, the frontend stores the token and role list in browser storage. From that point on,</w:t>
-      </w:r>
-      <w:r>
-        <w:t xml:space="preserve"> </w:t>
-      </w:r>
-      <w:r>
-        <w:rPr>
-          <w:rStyle w:val="VerbatimChar"/>
-        </w:rPr>
-        <w:t xml:space="preserve">authInterceptor</w:t>
-      </w:r>
-      <w:r>
-        <w:t xml:space="preserve"> </w:t>
-      </w:r>
-      <w:r>
-        <w:t xml:space="preserve">attaches the token to every API call, and</w:t>
-      </w:r>
-      <w:r>
-        <w:t xml:space="preserve"> </w:t>
-      </w:r>
-      <w:r>
-        <w:rPr>
-          <w:rStyle w:val="VerbatimChar"/>
-        </w:rPr>
-        <w:t xml:space="preserve">authGuard</w:t>
-      </w:r>
-      <w:r>
-        <w:t xml:space="preserve"> </w:t>
-      </w:r>
-      <w:r>
-        <w:t xml:space="preserve">blocks routes when the user is either unauthenticated or does not have the route’s allowed roles. That means security is enforced twice: once by the frontend for UX and once by the backend for real access control.</w:t>
-      </w:r>
-    </w:p>
-    <w:bookmarkEnd w:id="24"/>
-    <w:bookmarkStart w:id="25" w:name="customer-onboarding-flow"/>
-    <w:p>
-      <w:pPr>
-        <w:pStyle w:val="Heading3"/>
-      </w:pPr>
-      <w:r>
-        <w:t xml:space="preserve">2) Customer onboarding flow</w:t>
-      </w:r>
-    </w:p>
-    <w:p>
-      <w:pPr>
-        <w:pStyle w:val="FirstParagraph"/>
-      </w:pPr>
-      <w:r>
-        <w:t xml:space="preserve">Customer onboarding is intentionally opinionated. The backend accepts one create-customer request, validates uniqueness for email and phone, saves the customer, and then immediately opens the first account. That makes onboarding feel like a business operation rather than a set of loosely coupled database inserts. The service also enforces a rule that loan accounts cannot be created during customer onboarding, which is a product decision rather than a technical limitation.</w:t>
-      </w:r>
-    </w:p>
-    <w:p>
-      <w:pPr>
-        <w:pStyle w:val="BodyText"/>
-      </w:pPr>
-      <w:r>
-        <w:t xml:space="preserve">The important interview point here is that customer creation is not just CRUD. It triggers account-policy validation, account-number generation, and sometimes a ledger entry if the opening deposit is required and provided. That means the onboarding flow crosses customer, account, and transaction domains in one business transaction.</w:t>
-      </w:r>
-    </w:p>
-    <w:bookmarkEnd w:id="25"/>
-    <w:bookmarkStart w:id="26" w:name="account-opening-and-policy-flow"/>
-    <w:p>
-      <w:pPr>
-        <w:pStyle w:val="Heading3"/>
-      </w:pPr>
-      <w:r>
-        <w:t xml:space="preserve">3) Account opening and policy flow</w:t>
-      </w:r>
-    </w:p>
-    <w:p>
-      <w:pPr>
-        <w:pStyle w:val="FirstParagraph"/>
-      </w:pPr>
-      <w:r>
-        <w:t xml:space="preserve">When an account is opened, the code first looks up the customer and then finds an active policy for the requested account type and currency. The policy matters because banking rules are not static: a current account may require a minimum opening deposit, and some policies can have effective date windows. If the policy says an opening deposit is mandatory, the service enforces that before any persistence happens.</w:t>
-      </w:r>
-    </w:p>
-    <w:p>
-      <w:pPr>
-        <w:pStyle w:val="BodyText"/>
-      </w:pPr>
-      <w:r>
-        <w:t xml:space="preserve">Then the app obtains the next ordinal from the database sequence and combines branch code, account type, currency, and ordinal into a business account number. This is why</w:t>
-      </w:r>
-      <w:r>
-        <w:t xml:space="preserve"> </w:t>
-      </w:r>
-      <w:r>
-        <w:rPr>
-          <w:rStyle w:val="VerbatimChar"/>
-        </w:rPr>
-        <w:t xml:space="preserve">AccountNumberGenerator</w:t>
-      </w:r>
-      <w:r>
-        <w:t xml:space="preserve"> </w:t>
-      </w:r>
-      <w:r>
-        <w:t xml:space="preserve">exists: it keeps account numbers deterministic and business-friendly. Once the account is saved, the service optionally creates a transaction record for the opening deposit and publishes an account-opened notification event.</w:t>
-      </w:r>
-    </w:p>
-    <w:bookmarkEnd w:id="26"/>
-    <w:bookmarkStart w:id="27" w:name="deposit-withdraw-and-transfer-flow"/>
-    <w:p>
-      <w:pPr>
-        <w:pStyle w:val="Heading3"/>
-      </w:pPr>
-      <w:r>
-        <w:t xml:space="preserve">4) Deposit, withdraw, and transfer flow</w:t>
-      </w:r>
-    </w:p>
-    <w:p>
-      <w:pPr>
-        <w:pStyle w:val="FirstParagraph"/>
-      </w:pPr>
-      <w:r>
-        <w:t xml:space="preserve">Deposit, withdraw, and transfer all follow the same broad pattern: validate the input, load account(s), enforce business rules, update balances, save the entity, record transaction rows, and publish notification events. The difference is in the locking and invariants. Withdrawal locks the account row because insufficient-funds checks must be based on the latest balance. Transfer locks both accounts in a stable order so two concurrent transfers do not deadlock each other.</w:t>
-      </w:r>
-    </w:p>
-    <w:p>
-      <w:pPr>
-        <w:pStyle w:val="BodyText"/>
-      </w:pPr>
-      <w:r>
-        <w:t xml:space="preserve">In transfer, the source and destination accounts must be active and must use the same currency. That is a business rule the service enforces before any money moves. After updating balances, the service writes one debit transaction and one credit transaction so the ledger mirrors both sides of the movement. This is important in interviews because it shows the app treats account state and transaction history as separate but related records.</w:t>
-      </w:r>
-    </w:p>
-    <w:bookmarkEnd w:id="27"/>
-    <w:bookmarkStart w:id="28" w:name="kafka-notification-flow"/>
-    <w:p>
-      <w:pPr>
-        <w:pStyle w:val="Heading3"/>
-      </w:pPr>
-      <w:r>
-        <w:t xml:space="preserve">5) Kafka notification flow</w:t>
-      </w:r>
-    </w:p>
-    <w:p>
-      <w:pPr>
-        <w:pStyle w:val="FirstParagraph"/>
-      </w:pPr>
-      <w:r>
-        <w:t xml:space="preserve">After a banking event completes, the account service publishes a</w:t>
-      </w:r>
-      <w:r>
-        <w:t xml:space="preserve"> </w:t>
-      </w:r>
-      <w:r>
-        <w:rPr>
-          <w:rStyle w:val="VerbatimChar"/>
-        </w:rPr>
-        <w:t xml:space="preserve">BankActionEvent</w:t>
-      </w:r>
-      <w:r>
-        <w:t xml:space="preserve"> </w:t>
-      </w:r>
-      <w:r>
-        <w:t xml:space="preserve">to Kafka. That event is not the email itself; it is a compact business event describing what happened, which account or entity was affected, who acted, and which customer email should receive the notice. The consumer then receives the event, composes the subject and body, and sends the actual email through SMTP or SendGrid depending on the environment.</w:t>
-      </w:r>
-    </w:p>
-    <w:p>
-      <w:pPr>
-        <w:pStyle w:val="BodyText"/>
-      </w:pPr>
-      <w:r>
-        <w:t xml:space="preserve">This separation matters because email sending is slow and failure-prone compared to database writes. If the app tried to send mail inline during the transfer or deposit transaction, users would see slower responses and a mail outage could break banking operations. By using Kafka, the app keeps the core money action fast and lets the side effect happen asynchronously.</w:t>
-      </w:r>
-    </w:p>
-    <w:bookmarkEnd w:id="28"/>
-    <w:bookmarkStart w:id="29" w:name="frontend-state-and-list-rendering-flow"/>
-    <w:p>
-      <w:pPr>
-        <w:pStyle w:val="Heading3"/>
-      </w:pPr>
-      <w:r>
-        <w:t xml:space="preserve">6) Frontend state and list rendering flow</w:t>
-      </w:r>
-    </w:p>
-    <w:p>
-      <w:pPr>
-        <w:pStyle w:val="FirstParagraph"/>
-      </w:pPr>
-      <w:r>
-        <w:t xml:space="preserve">The Angular app uses a reactive pattern for most lists and detail screens. A user types into search, changes sorting, or changes page size, and those signals are merged with RxJS streams. The UI then issues a new API call and maps the result into</w:t>
-      </w:r>
-      <w:r>
-        <w:t xml:space="preserve"> </w:t>
-      </w:r>
-      <w:r>
-        <w:rPr>
-          <w:rStyle w:val="VerbatimChar"/>
-        </w:rPr>
-        <w:t xml:space="preserve">loading</w:t>
-      </w:r>
-      <w:r>
-        <w:t xml:space="preserve">,</w:t>
-      </w:r>
-      <w:r>
-        <w:t xml:space="preserve"> </w:t>
-      </w:r>
-      <w:r>
-        <w:rPr>
-          <w:rStyle w:val="VerbatimChar"/>
-        </w:rPr>
-        <w:t xml:space="preserve">loaded</w:t>
-      </w:r>
-      <w:r>
-        <w:t xml:space="preserve">, or</w:t>
-      </w:r>
-      <w:r>
-        <w:t xml:space="preserve"> </w:t>
-      </w:r>
-      <w:r>
-        <w:rPr>
-          <w:rStyle w:val="VerbatimChar"/>
-        </w:rPr>
-        <w:t xml:space="preserve">error</w:t>
-      </w:r>
-      <w:r>
-        <w:t xml:space="preserve"> </w:t>
-      </w:r>
-      <w:r>
-        <w:t xml:space="preserve">state. That gives the page a simple mental model and avoids manual subscription cleanup.</w:t>
-      </w:r>
-    </w:p>
-    <w:p>
-      <w:pPr>
-        <w:pStyle w:val="BodyText"/>
-      </w:pPr>
-      <w:r>
-        <w:t xml:space="preserve">The interview angle here is that the UI is not static HTML. It reacts to state, and the state comes from backend paging APIs that already enforce allowed sort fields. That gives the frontend a responsive feel while preserving backend control over what can be queried.</w:t>
-      </w:r>
-    </w:p>
-    <w:bookmarkEnd w:id="29"/>
-    <w:bookmarkStart w:id="30" w:name="security-and-error-handling-flow"/>
-    <w:p>
-      <w:pPr>
-        <w:pStyle w:val="Heading3"/>
-      </w:pPr>
-      <w:r>
-        <w:t xml:space="preserve">7) Security and error-handling flow</w:t>
-      </w:r>
-    </w:p>
-    <w:p>
-      <w:pPr>
-        <w:pStyle w:val="FirstParagraph"/>
-      </w:pPr>
-      <w:r>
-        <w:t xml:space="preserve">Spring Security and the global exception handler work together. Security decides whether the request should proceed. If it should not, the JWT entry point or access-denied handler returns the appropriate response. If the request gets past security but fails business validation, the controller or service throws an application exception and</w:t>
-      </w:r>
-      <w:r>
-        <w:t xml:space="preserve"> </w:t>
-      </w:r>
-      <w:r>
-        <w:rPr>
-          <w:rStyle w:val="VerbatimChar"/>
-        </w:rPr>
-        <w:t xml:space="preserve">GlobalExceptionHandler</w:t>
-      </w:r>
-      <w:r>
-        <w:t xml:space="preserve"> </w:t>
-      </w:r>
-      <w:r>
-        <w:t xml:space="preserve">turns it into a structured error response.</w:t>
-      </w:r>
-    </w:p>
-    <w:p>
-      <w:pPr>
-        <w:pStyle w:val="BodyText"/>
-      </w:pPr>
-      <w:r>
-        <w:t xml:space="preserve">This layering matters because it keeps auth failures distinct from business-rule failures. For example, a missing token should not look the same as an invalid deposit amount or a duplicate email. In interviews, this is a good place to explain how you keep concerns separate and make client error handling predictable.</w:t>
-      </w:r>
-    </w:p>
-    <w:bookmarkEnd w:id="30"/>
-    <w:bookmarkStart w:id="31" w:name="deployment-and-runtime-flow"/>
-    <w:p>
-      <w:pPr>
-        <w:pStyle w:val="Heading3"/>
-      </w:pPr>
-      <w:r>
-        <w:t xml:space="preserve">8) Deployment and runtime flow</w:t>
-      </w:r>
-    </w:p>
-    <w:p>
-      <w:pPr>
-        <w:pStyle w:val="FirstParagraph"/>
-      </w:pPr>
-      <w:r>
-        <w:t xml:space="preserve">The backend is designed to run in two modes: Open Liberty as a WAR and embedded Boot for Docker/cloud. The same code reads datasource details from standard Spring properties or platform-specific environment variables. It also supports JDBC URLs and</w:t>
-      </w:r>
-      <w:r>
-        <w:t xml:space="preserve"> </w:t>
-      </w:r>
-      <w:r>
-        <w:rPr>
-          <w:rStyle w:val="VerbatimChar"/>
-        </w:rPr>
-        <w:t xml:space="preserve">postgres://</w:t>
-      </w:r>
-      <w:r>
-        <w:t xml:space="preserve">-style URLs, which makes deployment easier across local machines, Render, and containers.</w:t>
-      </w:r>
-    </w:p>
-    <w:p>
-      <w:pPr>
-        <w:pStyle w:val="BodyText"/>
-      </w:pPr>
-      <w:r>
-        <w:t xml:space="preserve">At runtime, logs appear in Liberty’s messages log and in application logs if Logback is enabled. Hibernate SQL/bind logging can be turned on through configuration, which makes debugging account and transaction behavior much easier. A strong interview answer here is that the codebase is built for both portability and observability.</w:t>
-      </w:r>
-    </w:p>
-    <w:bookmarkEnd w:id="31"/>
-    <w:bookmarkEnd w:id="32"/>
-    <w:bookmarkStart w:id="36" w:name="interview-handbook-how-to-answer"/>
-    <w:p>
-      <w:pPr>
-        <w:pStyle w:val="Heading2"/>
-      </w:pPr>
-      <w:r>
-        <w:t xml:space="preserve">Interview handbook: how to answer</w:t>
-      </w:r>
-    </w:p>
-    <w:p>
-      <w:pPr>
-        <w:pStyle w:val="FirstParagraph"/>
+        <w:spacing w:after="160" w:line="276" w:lineRule="auto"/>
+        <w:jc w:val="left"/>
       </w:pPr>
       <w:r>
         <w:t xml:space="preserve">Use this structure for most questions:</w:t>
@@ -5706,6 +5921,8 @@
           <w:ilvl w:val="0"/>
           <w:numId w:val="1001"/>
         </w:numPr>
+        <w:spacing w:after="160" w:line="276" w:lineRule="auto"/>
+        <w:jc w:val="left"/>
       </w:pPr>
       <w:r>
         <w:rPr>
@@ -5728,6 +5945,8 @@
           <w:ilvl w:val="0"/>
           <w:numId w:val="1001"/>
         </w:numPr>
+        <w:spacing w:after="160" w:line="276" w:lineRule="auto"/>
+        <w:jc w:val="left"/>
       </w:pPr>
       <w:r>
         <w:rPr>
@@ -5750,6 +5969,8 @@
           <w:ilvl w:val="0"/>
           <w:numId w:val="1001"/>
         </w:numPr>
+        <w:spacing w:after="160" w:line="276" w:lineRule="auto"/>
+        <w:jc w:val="left"/>
       </w:pPr>
       <w:r>
         <w:rPr>
@@ -5772,6 +5993,8 @@
           <w:ilvl w:val="0"/>
           <w:numId w:val="1001"/>
         </w:numPr>
+        <w:spacing w:after="160" w:line="276" w:lineRule="auto"/>
+        <w:jc w:val="left"/>
       </w:pPr>
       <w:r>
         <w:rPr>
@@ -5794,6 +6017,8 @@
           <w:ilvl w:val="0"/>
           <w:numId w:val="1001"/>
         </w:numPr>
+        <w:spacing w:after="160" w:line="276" w:lineRule="auto"/>
+        <w:jc w:val="left"/>
       </w:pPr>
       <w:r>
         <w:rPr>
@@ -5809,7 +6034,7 @@
         <w:t xml:space="preserve">— mention what the code currently does well and what you would improve later.</w:t>
       </w:r>
     </w:p>
-    <w:bookmarkStart w:id="33" w:name="strong-answer-pattern"/>
+    <w:bookmarkStart w:id="34" w:name="strong-answer-pattern"/>
     <w:p>
       <w:pPr>
         <w:pStyle w:val="Heading3"/>
@@ -5821,6 +6046,8 @@
     <w:p>
       <w:pPr>
         <w:pStyle w:val="FirstParagraph"/>
+        <w:spacing w:after="160" w:line="276" w:lineRule="auto"/>
+        <w:jc w:val="left"/>
       </w:pPr>
       <w:r>
         <w:rPr>
@@ -5830,8 +6057,8 @@
         <w:t xml:space="preserve">“This feature solves X because Y matters to the business. In the code, the controller receives the request, the service applies the rules, and the repository stores the result. Edge cases like invalid input, duplicates, or concurrent updates are handled before the data is committed. If I had to improve it, I’d add E.”</w:t>
       </w:r>
     </w:p>
-    <w:bookmarkEnd w:id="33"/>
-    <w:bookmarkStart w:id="34" w:name="common-interview-traps"/>
+    <w:bookmarkEnd w:id="34"/>
+    <w:bookmarkStart w:id="35" w:name="common-interview-traps"/>
     <w:p>
       <w:pPr>
         <w:pStyle w:val="Heading3"/>
@@ -5847,6 +6074,8 @@
           <w:ilvl w:val="0"/>
           <w:numId w:val="1002"/>
         </w:numPr>
+        <w:spacing w:after="160" w:line="276" w:lineRule="auto"/>
+        <w:jc w:val="left"/>
       </w:pPr>
       <w:r>
         <w:t xml:space="preserve">Saying “Kafka is a queue” without explaining that it is a topic-based event stream in this code.</w:t>
@@ -5859,6 +6088,8 @@
           <w:ilvl w:val="0"/>
           <w:numId w:val="1002"/>
         </w:numPr>
+        <w:spacing w:after="160" w:line="276" w:lineRule="auto"/>
+        <w:jc w:val="left"/>
       </w:pPr>
       <w:r>
         <w:t xml:space="preserve">Saying “JWT is just login” without mentioning stateless auth, Spring Security, and filters.</w:t>
@@ -5871,6 +6102,8 @@
           <w:ilvl w:val="0"/>
           <w:numId w:val="1002"/>
         </w:numPr>
+        <w:spacing w:after="160" w:line="276" w:lineRule="auto"/>
+        <w:jc w:val="left"/>
       </w:pPr>
       <w:r>
         <w:t xml:space="preserve">Saying “deposit/withdraw is CRUD” without explaining validation, transactions, and ledger rows.</w:t>
@@ -5883,6 +6116,8 @@
           <w:ilvl w:val="0"/>
           <w:numId w:val="1002"/>
         </w:numPr>
+        <w:spacing w:after="160" w:line="276" w:lineRule="auto"/>
+        <w:jc w:val="left"/>
       </w:pPr>
       <w:r>
         <w:t xml:space="preserve">Forgetting that security is enforced both in the backend and in the Angular route guard.</w:t>
@@ -5895,13 +6130,15 @@
           <w:ilvl w:val="0"/>
           <w:numId w:val="1002"/>
         </w:numPr>
+        <w:spacing w:after="160" w:line="276" w:lineRule="auto"/>
+        <w:jc w:val="left"/>
       </w:pPr>
       <w:r>
         <w:t xml:space="preserve">Ignoring concurrency concerns in transfer/withdraw.</w:t>
       </w:r>
     </w:p>
-    <w:bookmarkEnd w:id="34"/>
-    <w:bookmarkStart w:id="35" w:name="short-memorisable-answer-style"/>
+    <w:bookmarkEnd w:id="35"/>
+    <w:bookmarkStart w:id="36" w:name="short-memorisable-answer-style"/>
     <w:p>
       <w:pPr>
         <w:pStyle w:val="Heading3"/>
@@ -5913,6 +6150,8 @@
     <w:p>
       <w:pPr>
         <w:pStyle w:val="FirstParagraph"/>
+        <w:spacing w:after="160" w:line="276" w:lineRule="auto"/>
+        <w:jc w:val="left"/>
       </w:pPr>
       <w:r>
         <w:t xml:space="preserve">For fast rounds, answer in this order:</w:t>
@@ -5942,9 +6181,9 @@
         <w:t xml:space="preserve">- one-line edge case</w:t>
       </w:r>
     </w:p>
-    <w:bookmarkEnd w:id="35"/>
     <w:bookmarkEnd w:id="36"/>
-    <w:bookmarkStart w:id="44" w:name="topic-playbooks"/>
+    <w:bookmarkEnd w:id="37"/>
+    <w:bookmarkStart w:id="45" w:name="topic-playbooks"/>
     <w:p>
       <w:pPr>
         <w:pStyle w:val="Heading2"/>
@@ -5953,7 +6192,7 @@
         <w:t xml:space="preserve">Topic playbooks</w:t>
       </w:r>
     </w:p>
-    <w:bookmarkStart w:id="37" w:name="authentication-and-authorization-1"/>
+    <w:bookmarkStart w:id="38" w:name="authentication-and-authorization-1"/>
     <w:p>
       <w:pPr>
         <w:pStyle w:val="Heading3"/>
@@ -5965,6 +6204,8 @@
     <w:p>
       <w:pPr>
         <w:pStyle w:val="FirstParagraph"/>
+        <w:spacing w:after="160" w:line="276" w:lineRule="auto"/>
+        <w:jc w:val="left"/>
       </w:pPr>
       <w:r>
         <w:rPr>
@@ -6091,8 +6332,8 @@
         <w:t xml:space="preserve">and URL rules enforce access.”</w:t>
       </w:r>
     </w:p>
-    <w:bookmarkEnd w:id="37"/>
-    <w:bookmarkStart w:id="38" w:name="customer-onboarding"/>
+    <w:bookmarkEnd w:id="38"/>
+    <w:bookmarkStart w:id="39" w:name="customer-onboarding"/>
     <w:p>
       <w:pPr>
         <w:pStyle w:val="Heading3"/>
@@ -6104,6 +6345,8 @@
     <w:p>
       <w:pPr>
         <w:pStyle w:val="FirstParagraph"/>
+        <w:spacing w:after="160" w:line="276" w:lineRule="auto"/>
+        <w:jc w:val="left"/>
       </w:pPr>
       <w:r>
         <w:rPr>
@@ -6215,8 +6458,8 @@
         <w:t xml:space="preserve">“Customer onboarding is handled in one service method: validate uniqueness, persist the customer, then create the initial account. That keeps the first banking relationship consistent and avoids leaving a customer half-created without banking access.”</w:t>
       </w:r>
     </w:p>
-    <w:bookmarkEnd w:id="38"/>
-    <w:bookmarkStart w:id="39" w:name="accounts-and-policies-1"/>
+    <w:bookmarkEnd w:id="39"/>
+    <w:bookmarkStart w:id="40" w:name="accounts-and-policies-1"/>
     <w:p>
       <w:pPr>
         <w:pStyle w:val="Heading3"/>
@@ -6228,6 +6471,8 @@
     <w:p>
       <w:pPr>
         <w:pStyle w:val="FirstParagraph"/>
+        <w:spacing w:after="160" w:line="276" w:lineRule="auto"/>
+        <w:jc w:val="left"/>
       </w:pPr>
       <w:r>
         <w:rPr>
@@ -6333,8 +6578,8 @@
         <w:t xml:space="preserve">“Account opening is policy-driven. The service first verifies that the policy is active and valid for the requested type and currency, then generates a deterministic account number and saves the account. The policy acts as the business gatekeeper.”</w:t>
       </w:r>
     </w:p>
-    <w:bookmarkEnd w:id="39"/>
-    <w:bookmarkStart w:id="40" w:name="transactions-and-money-movement-1"/>
+    <w:bookmarkEnd w:id="40"/>
+    <w:bookmarkStart w:id="41" w:name="transactions-and-money-movement-1"/>
     <w:p>
       <w:pPr>
         <w:pStyle w:val="Heading3"/>
@@ -6346,6 +6591,8 @@
     <w:p>
       <w:pPr>
         <w:pStyle w:val="FirstParagraph"/>
+        <w:spacing w:after="160" w:line="276" w:lineRule="auto"/>
+        <w:jc w:val="left"/>
       </w:pPr>
       <w:r>
         <w:rPr>
@@ -6451,8 +6698,8 @@
         <w:t xml:space="preserve">“The balance change and the ledger entry are separate steps. The account table shows the current state, while the transaction table keeps the history. For withdrawals and transfers, the code locks rows to avoid concurrent overspending.”</w:t>
       </w:r>
     </w:p>
-    <w:bookmarkEnd w:id="40"/>
-    <w:bookmarkStart w:id="41" w:name="kafka-notifications"/>
+    <w:bookmarkEnd w:id="41"/>
+    <w:bookmarkStart w:id="42" w:name="kafka-notifications"/>
     <w:p>
       <w:pPr>
         <w:pStyle w:val="Heading3"/>
@@ -6464,6 +6711,8 @@
     <w:p>
       <w:pPr>
         <w:pStyle w:val="FirstParagraph"/>
+        <w:spacing w:after="160" w:line="276" w:lineRule="auto"/>
+        <w:jc w:val="left"/>
       </w:pPr>
       <w:r>
         <w:rPr>
@@ -6635,8 +6884,8 @@
         <w:t xml:space="preserve">“Kafka is used as the async event path for notifications. The banking operation commits in the database first, and then an event triggers the email flow. That keeps core banking fast and isolates mail delivery from the transaction.”</w:t>
       </w:r>
     </w:p>
-    <w:bookmarkEnd w:id="41"/>
-    <w:bookmarkStart w:id="42" w:name="frontend-architecture"/>
+    <w:bookmarkEnd w:id="42"/>
+    <w:bookmarkStart w:id="43" w:name="frontend-architecture"/>
     <w:p>
       <w:pPr>
         <w:pStyle w:val="Heading3"/>
@@ -6648,6 +6897,8 @@
     <w:p>
       <w:pPr>
         <w:pStyle w:val="FirstParagraph"/>
+        <w:spacing w:after="160" w:line="276" w:lineRule="auto"/>
+        <w:jc w:val="left"/>
       </w:pPr>
       <w:r>
         <w:rPr>
@@ -6753,8 +7004,8 @@
         <w:t xml:space="preserve">“The UI is feature-based Angular. Each page owns its API stream and uses signals for derived state. Access is protected both by route guards and by backend authorization, so UI restrictions are only the first layer.”</w:t>
       </w:r>
     </w:p>
-    <w:bookmarkEnd w:id="42"/>
-    <w:bookmarkStart w:id="43" w:name="error-handling-and-observability"/>
+    <w:bookmarkEnd w:id="43"/>
+    <w:bookmarkStart w:id="44" w:name="error-handling-and-observability"/>
     <w:p>
       <w:pPr>
         <w:pStyle w:val="Heading3"/>
@@ -6766,6 +7017,8 @@
     <w:p>
       <w:pPr>
         <w:pStyle w:val="FirstParagraph"/>
+        <w:spacing w:after="160" w:line="276" w:lineRule="auto"/>
+        <w:jc w:val="left"/>
       </w:pPr>
       <w:r>
         <w:rPr>
@@ -6883,9 +7136,9 @@
         <w:t xml:space="preserve">“Validation and business errors are intentionally separated from security failures and runtime exceptions. That makes the API predictable and easier to support, especially in banking flows where the difference between conflict, bad request, and unauthorized matters.”</w:t>
       </w:r>
     </w:p>
-    <w:bookmarkEnd w:id="43"/>
     <w:bookmarkEnd w:id="44"/>
-    <w:bookmarkStart w:id="52" w:name="follow-up-drill-questions-and-answers"/>
+    <w:bookmarkEnd w:id="45"/>
+    <w:bookmarkStart w:id="53" w:name="follow-up-drill-questions-and-answers"/>
     <w:p>
       <w:pPr>
         <w:pStyle w:val="Heading2"/>
@@ -6894,7 +7147,7 @@
         <w:t xml:space="preserve">Follow-up drill questions and answers</w:t>
       </w:r>
     </w:p>
-    <w:bookmarkStart w:id="45" w:name="authentication-drill"/>
+    <w:bookmarkStart w:id="46" w:name="authentication-drill"/>
     <w:p>
       <w:pPr>
         <w:pStyle w:val="Heading3"/>
@@ -6906,6 +7159,8 @@
     <w:p>
       <w:pPr>
         <w:pStyle w:val="FirstParagraph"/>
+        <w:spacing w:after="160" w:line="276" w:lineRule="auto"/>
+        <w:jc w:val="left"/>
       </w:pPr>
       <w:r>
         <w:rPr>
@@ -7149,8 +7404,8 @@
         <w:t xml:space="preserve">.</w:t>
       </w:r>
     </w:p>
-    <w:bookmarkEnd w:id="45"/>
-    <w:bookmarkStart w:id="46" w:name="customer-drill"/>
+    <w:bookmarkEnd w:id="46"/>
+    <w:bookmarkStart w:id="47" w:name="customer-drill"/>
     <w:p>
       <w:pPr>
         <w:pStyle w:val="Heading3"/>
@@ -7162,6 +7417,8 @@
     <w:p>
       <w:pPr>
         <w:pStyle w:val="FirstParagraph"/>
+        <w:spacing w:after="160" w:line="276" w:lineRule="auto"/>
+        <w:jc w:val="left"/>
       </w:pPr>
       <w:r>
         <w:rPr>
@@ -7195,8 +7452,8 @@
         <w:t xml:space="preserve">It trims fields, checks duplicate email and phone, validates inputs through request DTOs, and rejects invalid onboarding steps like loan account creation. The service is enforcing business rules before data reaches the database.</w:t>
       </w:r>
     </w:p>
-    <w:bookmarkEnd w:id="46"/>
-    <w:bookmarkStart w:id="47" w:name="account-drill"/>
+    <w:bookmarkEnd w:id="47"/>
+    <w:bookmarkStart w:id="48" w:name="account-drill"/>
     <w:p>
       <w:pPr>
         <w:pStyle w:val="Heading3"/>
@@ -7208,6 +7465,8 @@
     <w:p>
       <w:pPr>
         <w:pStyle w:val="FirstParagraph"/>
+        <w:spacing w:after="160" w:line="276" w:lineRule="auto"/>
+        <w:jc w:val="left"/>
       </w:pPr>
       <w:r>
         <w:rPr>
@@ -7253,8 +7512,8 @@
         <w:t xml:space="preserve">Because account opening rules should not be hardcoded. Minimum opening deposit, effective date, and currency/type combinations can change over time. Putting them in a policy table makes the business rules configurable rather than baked into Java constants.</w:t>
       </w:r>
     </w:p>
-    <w:bookmarkEnd w:id="47"/>
-    <w:bookmarkStart w:id="48" w:name="transaction-drill"/>
+    <w:bookmarkEnd w:id="48"/>
+    <w:bookmarkStart w:id="49" w:name="transaction-drill"/>
     <w:p>
       <w:pPr>
         <w:pStyle w:val="Heading3"/>
@@ -7266,6 +7525,8 @@
     <w:p>
       <w:pPr>
         <w:pStyle w:val="FirstParagraph"/>
+        <w:spacing w:after="160" w:line="276" w:lineRule="auto"/>
+        <w:jc w:val="left"/>
       </w:pPr>
       <w:r>
         <w:rPr>
@@ -7317,8 +7578,8 @@
         <w:t xml:space="preserve">Deposit updates one account only. Transfer touches two accounts, must preserve money conservation, must avoid deadlock, and must write two transaction rows. It has more places to fail and more invariants to preserve.</w:t>
       </w:r>
     </w:p>
-    <w:bookmarkEnd w:id="48"/>
-    <w:bookmarkStart w:id="49" w:name="kafka-drill"/>
+    <w:bookmarkEnd w:id="49"/>
+    <w:bookmarkStart w:id="50" w:name="kafka-drill"/>
     <w:p>
       <w:pPr>
         <w:pStyle w:val="Heading3"/>
@@ -7330,6 +7591,8 @@
     <w:p>
       <w:pPr>
         <w:pStyle w:val="FirstParagraph"/>
+        <w:spacing w:after="160" w:line="276" w:lineRule="auto"/>
+        <w:jc w:val="left"/>
       </w:pPr>
       <w:r>
         <w:rPr>
@@ -7363,8 +7626,8 @@
         <w:t xml:space="preserve">The event is published after the banking action, but there is no transactional outbox or retry state. If Kafka is down after commit, the email event can be lost. Banking systems usually want stronger guarantees than “log and continue”.</w:t>
       </w:r>
     </w:p>
-    <w:bookmarkEnd w:id="49"/>
-    <w:bookmarkStart w:id="50" w:name="frontend-drill"/>
+    <w:bookmarkEnd w:id="50"/>
+    <w:bookmarkStart w:id="51" w:name="frontend-drill"/>
     <w:p>
       <w:pPr>
         <w:pStyle w:val="Heading3"/>
@@ -7376,6 +7639,8 @@
     <w:p>
       <w:pPr>
         <w:pStyle w:val="FirstParagraph"/>
+        <w:spacing w:after="160" w:line="276" w:lineRule="auto"/>
+        <w:jc w:val="left"/>
       </w:pPr>
       <w:r>
         <w:rPr>
@@ -7453,11 +7718,53 @@
         <w:br/>
       </w:r>
       <w:r>
-        <w:t xml:space="preserve">Dashboard counts are summary data and usually don’t need refetching on every navigation. Caching avoids unnecessary network calls, and a refresh button lets the user manually force a reload.</w:t>
-      </w:r>
-    </w:p>
-    <w:bookmarkEnd w:id="50"/>
-    <w:bookmarkStart w:id="51" w:name="deployment-drill"/>
+        <w:t xml:space="preserve">Dashboard counts are summary data. BankOne caches them in</w:t>
+      </w:r>
+      <w:r>
+        <w:t xml:space="preserve"> </w:t>
+      </w:r>
+      <w:r>
+        <w:rPr>
+          <w:b/>
+          <w:bCs/>
+        </w:rPr>
+        <w:t xml:space="preserve">Redis</w:t>
+      </w:r>
+      <w:r>
+        <w:t xml:space="preserve"> </w:t>
+      </w:r>
+      <w:r>
+        <w:t xml:space="preserve">(cache-aside, short TTL) and the UI may avoid refetching on every</w:t>
+      </w:r>
+      <w:r>
+        <w:t xml:space="preserve"> </w:t>
+      </w:r>
+      <w:r>
+        <w:t xml:space="preserve">navigation. Eviction / refresh keeps numbers honest after creates and</w:t>
+      </w:r>
+      <w:r>
+        <w:t xml:space="preserve"> </w:t>
+      </w:r>
+      <w:r>
+        <w:t xml:space="preserve">money moves. Details:</w:t>
+      </w:r>
+      <w:r>
+        <w:t xml:space="preserve"> </w:t>
+      </w:r>
+      <w:hyperlink r:id="rId21">
+        <w:r>
+          <w:rPr>
+            <w:rStyle w:val="Hyperlink"/>
+          </w:rPr>
+          <w:t xml:space="preserve">MODULES/Caching.md</w:t>
+        </w:r>
+      </w:hyperlink>
+      <w:r>
+        <w:t xml:space="preserve">.</w:t>
+      </w:r>
+    </w:p>
+    <w:bookmarkEnd w:id="51"/>
+    <w:bookmarkStart w:id="52" w:name="deployment-drill"/>
     <w:p>
       <w:pPr>
         <w:pStyle w:val="Heading3"/>
@@ -7469,6 +7776,8 @@
     <w:p>
       <w:pPr>
         <w:pStyle w:val="FirstParagraph"/>
+        <w:spacing w:after="160" w:line="276" w:lineRule="auto"/>
+        <w:jc w:val="left"/>
       </w:pPr>
       <w:r>
         <w:rPr>
@@ -7589,9 +7898,9 @@
         <w:t xml:space="preserve">Some managed Postgres platforms require SSL for connectivity. The config detects those hosts and appends the setting so the app works out of the box.</w:t>
       </w:r>
     </w:p>
-    <w:bookmarkEnd w:id="51"/>
     <w:bookmarkEnd w:id="52"/>
-    <w:bookmarkStart w:id="55" w:name="minute-revision-sheet"/>
+    <w:bookmarkEnd w:id="53"/>
+    <w:bookmarkStart w:id="56" w:name="minute-revision-sheet"/>
     <w:p>
       <w:pPr>
         <w:pStyle w:val="Heading2"/>
@@ -7600,7 +7909,7 @@
         <w:t xml:space="preserve">5-minute revision sheet</w:t>
       </w:r>
     </w:p>
-    <w:bookmarkStart w:id="53" w:name="if-you-only-have-5-minutes-remember-this"/>
+    <w:bookmarkStart w:id="54" w:name="if-you-only-have-5-minutes-remember-this"/>
     <w:p>
       <w:pPr>
         <w:pStyle w:val="Heading3"/>
@@ -7616,6 +7925,8 @@
           <w:ilvl w:val="0"/>
           <w:numId w:val="1003"/>
         </w:numPr>
+        <w:spacing w:after="160" w:line="276" w:lineRule="auto"/>
+        <w:jc w:val="left"/>
       </w:pPr>
       <w:r>
         <w:rPr>
@@ -7650,6 +7961,8 @@
           <w:ilvl w:val="0"/>
           <w:numId w:val="1003"/>
         </w:numPr>
+        <w:spacing w:after="160" w:line="276" w:lineRule="auto"/>
+        <w:jc w:val="left"/>
       </w:pPr>
       <w:r>
         <w:rPr>
@@ -7669,6 +7982,8 @@
           <w:ilvl w:val="0"/>
           <w:numId w:val="1003"/>
         </w:numPr>
+        <w:spacing w:after="160" w:line="276" w:lineRule="auto"/>
+        <w:jc w:val="left"/>
       </w:pPr>
       <w:r>
         <w:rPr>
@@ -7688,6 +8003,8 @@
           <w:ilvl w:val="0"/>
           <w:numId w:val="1003"/>
         </w:numPr>
+        <w:spacing w:after="160" w:line="276" w:lineRule="auto"/>
+        <w:jc w:val="left"/>
       </w:pPr>
       <w:r>
         <w:rPr>
@@ -7707,6 +8024,8 @@
           <w:ilvl w:val="0"/>
           <w:numId w:val="1003"/>
         </w:numPr>
+        <w:spacing w:after="160" w:line="276" w:lineRule="auto"/>
+        <w:jc w:val="left"/>
       </w:pPr>
       <w:r>
         <w:rPr>
@@ -7726,6 +8045,8 @@
           <w:ilvl w:val="0"/>
           <w:numId w:val="1003"/>
         </w:numPr>
+        <w:spacing w:after="160" w:line="276" w:lineRule="auto"/>
+        <w:jc w:val="left"/>
       </w:pPr>
       <w:r>
         <w:rPr>
@@ -7745,6 +8066,8 @@
           <w:ilvl w:val="0"/>
           <w:numId w:val="1003"/>
         </w:numPr>
+        <w:spacing w:after="160" w:line="276" w:lineRule="auto"/>
+        <w:jc w:val="left"/>
       </w:pPr>
       <w:r>
         <w:rPr>
@@ -7757,8 +8080,8 @@
         <w:t xml:space="preserve">: Liberty WAR, embedded Boot support, PostgreSQL config, logs in Liberty</w:t>
       </w:r>
     </w:p>
-    <w:bookmarkEnd w:id="53"/>
-    <w:bookmarkStart w:id="54" w:name="one-line-memorisable-summary"/>
+    <w:bookmarkEnd w:id="54"/>
+    <w:bookmarkStart w:id="55" w:name="one-line-memorisable-summary"/>
     <w:p>
       <w:pPr>
         <w:pStyle w:val="Heading3"/>
@@ -7770,14 +8093,16 @@
     <w:p>
       <w:pPr>
         <w:pStyle w:val="FirstParagraph"/>
+        <w:spacing w:after="160" w:line="276" w:lineRule="auto"/>
+        <w:jc w:val="left"/>
       </w:pPr>
       <w:r>
         <w:t xml:space="preserve">“BankOne is a stateless JWT-secured banking platform where the backend owns business rules, the frontend owns UX, account flows are policy-driven, money movement is transactional and auditable, and Kafka handles asynchronous notifications.”</w:t>
       </w:r>
     </w:p>
-    <w:bookmarkEnd w:id="54"/>
     <w:bookmarkEnd w:id="55"/>
-    <w:bookmarkStart w:id="56" w:name="good-interview-follow-up-questions"/>
+    <w:bookmarkEnd w:id="56"/>
+    <w:bookmarkStart w:id="57" w:name="good-interview-follow-up-questions"/>
     <w:p>
       <w:pPr>
         <w:pStyle w:val="Heading2"/>
@@ -7789,6 +8114,8 @@
     <w:p>
       <w:pPr>
         <w:pStyle w:val="FirstParagraph"/>
+        <w:spacing w:after="160" w:line="276" w:lineRule="auto"/>
+        <w:jc w:val="left"/>
       </w:pPr>
       <w:r>
         <w:rPr>
@@ -7990,8 +8317,8 @@
         <w:t xml:space="preserve">I would keep the uniqueness checks on email and phone, but I would also add idempotency for onboarding requests, probably through a client-generated request id or a server-side deduplication key. That protects against double-clicks and retry storms where the same request is submitted twice.</w:t>
       </w:r>
     </w:p>
-    <w:bookmarkEnd w:id="56"/>
     <w:bookmarkEnd w:id="57"/>
+    <w:bookmarkEnd w:id="58"/>
     <w:sectPr>
       <w:pgSz w:h="16838" w:w="11906"/>
       <w:pgMar w:bottom="1134" w:footer="720" w:gutter="0" w:header="720" w:left="1247" w:right="1247" w:top="1134"/>
